--- a/AXE 01 DATA GOVERNANCE/002Dc_Po_SI_18_Organigramme_Gouvernance.docx
+++ b/AXE 01 DATA GOVERNANCE/002Dc_Po_SI_18_Organigramme_Gouvernance.docx
@@ -1232,8 +1232,45 @@
                 <w:sz w:val="15"/>
                 <w:szCs w:val="15"/>
               </w:rPr>
-              <w:t>Data Owner BU Retail</w:t>
-            </w:r>
+              <w:t xml:space="preserve">Data </w:t>
+            </w:r>
+            <w:proofErr w:type="spellStart"/>
+            <w:r>
+              <w:rPr>
+                <w:rFonts w:ascii="Arial" w:eastAsia="Arial" w:hAnsi="Arial" w:cs="Arial"/>
+                <w:b/>
+                <w:bCs/>
+                <w:color w:val="1F3864"/>
+                <w:sz w:val="15"/>
+                <w:szCs w:val="15"/>
+              </w:rPr>
+              <w:t>Owner</w:t>
+            </w:r>
+            <w:proofErr w:type="spellEnd"/>
+            <w:r>
+              <w:rPr>
+                <w:rFonts w:ascii="Arial" w:eastAsia="Arial" w:hAnsi="Arial" w:cs="Arial"/>
+                <w:b/>
+                <w:bCs/>
+                <w:color w:val="1F3864"/>
+                <w:sz w:val="15"/>
+                <w:szCs w:val="15"/>
+              </w:rPr>
+              <w:t xml:space="preserve"> BU </w:t>
+            </w:r>
+            <w:proofErr w:type="spellStart"/>
+            <w:r>
+              <w:rPr>
+                <w:rFonts w:ascii="Arial" w:eastAsia="Arial" w:hAnsi="Arial" w:cs="Arial"/>
+                <w:b/>
+                <w:bCs/>
+                <w:color w:val="1F3864"/>
+                <w:sz w:val="15"/>
+                <w:szCs w:val="15"/>
+              </w:rPr>
+              <w:t>Retail</w:t>
+            </w:r>
+            <w:proofErr w:type="spellEnd"/>
           </w:p>
         </w:tc>
         <w:tc>
@@ -1269,7 +1306,31 @@
                 <w:sz w:val="15"/>
                 <w:szCs w:val="15"/>
               </w:rPr>
-              <w:t>Data Owner BU Internationale</w:t>
+              <w:t xml:space="preserve">Data </w:t>
+            </w:r>
+            <w:proofErr w:type="spellStart"/>
+            <w:r>
+              <w:rPr>
+                <w:rFonts w:ascii="Arial" w:eastAsia="Arial" w:hAnsi="Arial" w:cs="Arial"/>
+                <w:b/>
+                <w:bCs/>
+                <w:color w:val="1F3864"/>
+                <w:sz w:val="15"/>
+                <w:szCs w:val="15"/>
+              </w:rPr>
+              <w:t>Owner</w:t>
+            </w:r>
+            <w:proofErr w:type="spellEnd"/>
+            <w:r>
+              <w:rPr>
+                <w:rFonts w:ascii="Arial" w:eastAsia="Arial" w:hAnsi="Arial" w:cs="Arial"/>
+                <w:b/>
+                <w:bCs/>
+                <w:color w:val="1F3864"/>
+                <w:sz w:val="15"/>
+                <w:szCs w:val="15"/>
+              </w:rPr>
+              <w:t xml:space="preserve"> BU Internationale</w:t>
             </w:r>
           </w:p>
         </w:tc>
@@ -1306,7 +1367,31 @@
                 <w:sz w:val="15"/>
                 <w:szCs w:val="15"/>
               </w:rPr>
-              <w:t>Data Owner BU Projet</w:t>
+              <w:t xml:space="preserve">Data </w:t>
+            </w:r>
+            <w:proofErr w:type="spellStart"/>
+            <w:r>
+              <w:rPr>
+                <w:rFonts w:ascii="Arial" w:eastAsia="Arial" w:hAnsi="Arial" w:cs="Arial"/>
+                <w:b/>
+                <w:bCs/>
+                <w:color w:val="1F3864"/>
+                <w:sz w:val="15"/>
+                <w:szCs w:val="15"/>
+              </w:rPr>
+              <w:t>Owner</w:t>
+            </w:r>
+            <w:proofErr w:type="spellEnd"/>
+            <w:r>
+              <w:rPr>
+                <w:rFonts w:ascii="Arial" w:eastAsia="Arial" w:hAnsi="Arial" w:cs="Arial"/>
+                <w:b/>
+                <w:bCs/>
+                <w:color w:val="1F3864"/>
+                <w:sz w:val="15"/>
+                <w:szCs w:val="15"/>
+              </w:rPr>
+              <w:t xml:space="preserve"> BU Projet</w:t>
             </w:r>
           </w:p>
         </w:tc>
@@ -1343,7 +1428,31 @@
                 <w:sz w:val="15"/>
                 <w:szCs w:val="15"/>
               </w:rPr>
-              <w:t>Data Owner BU Industrie</w:t>
+              <w:t xml:space="preserve">Data </w:t>
+            </w:r>
+            <w:proofErr w:type="spellStart"/>
+            <w:r>
+              <w:rPr>
+                <w:rFonts w:ascii="Arial" w:eastAsia="Arial" w:hAnsi="Arial" w:cs="Arial"/>
+                <w:b/>
+                <w:bCs/>
+                <w:color w:val="1F3864"/>
+                <w:sz w:val="15"/>
+                <w:szCs w:val="15"/>
+              </w:rPr>
+              <w:t>Owner</w:t>
+            </w:r>
+            <w:proofErr w:type="spellEnd"/>
+            <w:r>
+              <w:rPr>
+                <w:rFonts w:ascii="Arial" w:eastAsia="Arial" w:hAnsi="Arial" w:cs="Arial"/>
+                <w:b/>
+                <w:bCs/>
+                <w:color w:val="1F3864"/>
+                <w:sz w:val="15"/>
+                <w:szCs w:val="15"/>
+              </w:rPr>
+              <w:t xml:space="preserve"> BU Industrie</w:t>
             </w:r>
           </w:p>
         </w:tc>
@@ -1380,7 +1489,31 @@
                 <w:sz w:val="15"/>
                 <w:szCs w:val="15"/>
               </w:rPr>
-              <w:t>Data Owner Financier</w:t>
+              <w:t xml:space="preserve">Data </w:t>
+            </w:r>
+            <w:proofErr w:type="spellStart"/>
+            <w:r>
+              <w:rPr>
+                <w:rFonts w:ascii="Arial" w:eastAsia="Arial" w:hAnsi="Arial" w:cs="Arial"/>
+                <w:b/>
+                <w:bCs/>
+                <w:color w:val="1F3864"/>
+                <w:sz w:val="15"/>
+                <w:szCs w:val="15"/>
+              </w:rPr>
+              <w:t>Owner</w:t>
+            </w:r>
+            <w:proofErr w:type="spellEnd"/>
+            <w:r>
+              <w:rPr>
+                <w:rFonts w:ascii="Arial" w:eastAsia="Arial" w:hAnsi="Arial" w:cs="Arial"/>
+                <w:b/>
+                <w:bCs/>
+                <w:color w:val="1F3864"/>
+                <w:sz w:val="15"/>
+                <w:szCs w:val="15"/>
+              </w:rPr>
+              <w:t xml:space="preserve"> Financier</w:t>
             </w:r>
           </w:p>
         </w:tc>
@@ -1759,7 +1892,19 @@
           <w:sz w:val="26"/>
           <w:szCs w:val="26"/>
         </w:rPr>
-        <w:t>POSITIONNEMENT ORGANISATIONNEL</w:t>
+        <w:t xml:space="preserve">POSITIONNEMENT </w:t>
+      </w:r>
+      <w:proofErr w:type="gramStart"/>
+      <w:r>
+        <w:rPr>
+          <w:rFonts w:ascii="Arial" w:hAnsi="Arial" w:cs="Arial"/>
+          <w:b/>
+          <w:bCs/>
+          <w:color w:val="4472C4"/>
+          <w:sz w:val="26"/>
+          <w:szCs w:val="26"/>
+        </w:rPr>
+        <w:t>ORGANISATIONNEL</w:t>
       </w:r>
       <w:r>
         <w:rPr>
@@ -1770,7 +1915,19 @@
           <w:sz w:val="26"/>
           <w:szCs w:val="26"/>
         </w:rPr>
-        <w:t xml:space="preserve">: </w:t>
+        <w:t>:</w:t>
+      </w:r>
+      <w:proofErr w:type="gramEnd"/>
+      <w:r>
+        <w:rPr>
+          <w:rFonts w:ascii="Arial" w:hAnsi="Arial" w:cs="Arial"/>
+          <w:b/>
+          <w:bCs/>
+          <w:color w:val="4472C4"/>
+          <w:sz w:val="26"/>
+          <w:szCs w:val="26"/>
+        </w:rPr>
+        <w:t xml:space="preserve"> </w:t>
       </w:r>
     </w:p>
     <w:p>
@@ -1824,8 +1981,46 @@
           <w:sz w:val="22"/>
           <w:szCs w:val="22"/>
         </w:rPr>
-        <w:t xml:space="preserve"> et le Data Custodian sont rattachés hiérarchiquement à la DSI, tandis que les Data Stewards dépendent de leurs Business Units..</w:t>
+        <w:t xml:space="preserve"> et le Data </w:t>
       </w:r>
+      <w:proofErr w:type="spellStart"/>
+      <w:r>
+        <w:rPr>
+          <w:rFonts w:ascii="Arial" w:hAnsi="Arial" w:cs="Arial"/>
+          <w:sz w:val="22"/>
+          <w:szCs w:val="22"/>
+        </w:rPr>
+        <w:t>Custodian</w:t>
+      </w:r>
+      <w:proofErr w:type="spellEnd"/>
+      <w:r>
+        <w:rPr>
+          <w:rFonts w:ascii="Arial" w:hAnsi="Arial" w:cs="Arial"/>
+          <w:sz w:val="22"/>
+          <w:szCs w:val="22"/>
+        </w:rPr>
+        <w:t xml:space="preserve"> sont rattachés hiérarchiquement à la DSI, tandis que les Data Stewards dépendent de leurs Business </w:t>
+      </w:r>
+      <w:proofErr w:type="spellStart"/>
+      <w:proofErr w:type="gramStart"/>
+      <w:r>
+        <w:rPr>
+          <w:rFonts w:ascii="Arial" w:hAnsi="Arial" w:cs="Arial"/>
+          <w:sz w:val="22"/>
+          <w:szCs w:val="22"/>
+        </w:rPr>
+        <w:t>Units</w:t>
+      </w:r>
+      <w:proofErr w:type="spellEnd"/>
+      <w:r>
+        <w:rPr>
+          <w:rFonts w:ascii="Arial" w:hAnsi="Arial" w:cs="Arial"/>
+          <w:sz w:val="22"/>
+          <w:szCs w:val="22"/>
+        </w:rPr>
+        <w:t>..</w:t>
+      </w:r>
+      <w:proofErr w:type="gramEnd"/>
     </w:p>
     <w:p>
       <w:pPr>
@@ -1843,7 +2038,25 @@
           <w:sz w:val="22"/>
           <w:szCs w:val="22"/>
         </w:rPr>
-        <w:t>Les Data Owners exercent leurs responsabilités sur leur périmètre sous l’autorité du Conseil de Gouvernance des Données, instance d’arbitrage final.</w:t>
+        <w:t xml:space="preserve">Les Data </w:t>
+      </w:r>
+      <w:proofErr w:type="spellStart"/>
+      <w:r>
+        <w:rPr>
+          <w:rFonts w:ascii="Arial" w:hAnsi="Arial" w:cs="Arial"/>
+          <w:sz w:val="22"/>
+          <w:szCs w:val="22"/>
+        </w:rPr>
+        <w:t>Owners</w:t>
+      </w:r>
+      <w:proofErr w:type="spellEnd"/>
+      <w:r>
+        <w:rPr>
+          <w:rFonts w:ascii="Arial" w:hAnsi="Arial" w:cs="Arial"/>
+          <w:sz w:val="22"/>
+          <w:szCs w:val="22"/>
+        </w:rPr>
+        <w:t xml:space="preserve"> exercent leurs responsabilités sur leur périmètre sous l’autorité du Conseil de Gouvernance des Données, instance d’arbitrage final.</w:t>
       </w:r>
     </w:p>
     <w:p>
@@ -2029,8 +2242,19 @@
                 <w:sz w:val="18"/>
                 <w:szCs w:val="18"/>
               </w:rPr>
-              <w:t>BU/Entité</w:t>
-            </w:r>
+              <w:t>BU/</w:t>
+            </w:r>
+            <w:proofErr w:type="spellStart"/>
+            <w:r>
+              <w:rPr>
+                <w:rFonts w:ascii="Arial" w:hAnsi="Arial" w:cs="Arial"/>
+                <w:b/>
+                <w:sz w:val="18"/>
+                <w:szCs w:val="18"/>
+              </w:rPr>
+              <w:t>Entité</w:t>
+            </w:r>
+            <w:proofErr w:type="spellEnd"/>
           </w:p>
           <w:p>
             <w:pPr>
@@ -2151,6 +2375,7 @@
                 <w:szCs w:val="18"/>
               </w:rPr>
             </w:pPr>
+            <w:proofErr w:type="spellStart"/>
             <w:r>
               <w:rPr>
                 <w:rFonts w:ascii="Arial" w:hAnsi="Arial" w:cs="Arial"/>
@@ -2158,8 +2383,29 @@
                 <w:sz w:val="18"/>
                 <w:szCs w:val="18"/>
               </w:rPr>
-              <w:t>Domaines de Données Couverts</w:t>
-            </w:r>
+              <w:t>Domaines</w:t>
+            </w:r>
+            <w:proofErr w:type="spellEnd"/>
+            <w:r>
+              <w:rPr>
+                <w:rFonts w:ascii="Arial" w:hAnsi="Arial" w:cs="Arial"/>
+                <w:b/>
+                <w:sz w:val="18"/>
+                <w:szCs w:val="18"/>
+              </w:rPr>
+              <w:t xml:space="preserve"> de Données </w:t>
+            </w:r>
+            <w:proofErr w:type="spellStart"/>
+            <w:r>
+              <w:rPr>
+                <w:rFonts w:ascii="Arial" w:hAnsi="Arial" w:cs="Arial"/>
+                <w:b/>
+                <w:sz w:val="18"/>
+                <w:szCs w:val="18"/>
+              </w:rPr>
+              <w:t>Couverts</w:t>
+            </w:r>
+            <w:proofErr w:type="spellEnd"/>
           </w:p>
           <w:p>
             <w:pPr>
@@ -2202,8 +2448,39 @@
                 <w:sz w:val="18"/>
                 <w:szCs w:val="18"/>
               </w:rPr>
-              <w:t>Data Steward(s)  À désigner</w:t>
-            </w:r>
+              <w:t>Data Steward(</w:t>
+            </w:r>
+            <w:proofErr w:type="gramStart"/>
+            <w:r>
+              <w:rPr>
+                <w:rFonts w:ascii="Arial" w:hAnsi="Arial" w:cs="Arial"/>
+                <w:b/>
+                <w:sz w:val="18"/>
+                <w:szCs w:val="18"/>
+              </w:rPr>
+              <w:t>s)  À</w:t>
+            </w:r>
+            <w:proofErr w:type="gramEnd"/>
+            <w:r>
+              <w:rPr>
+                <w:rFonts w:ascii="Arial" w:hAnsi="Arial" w:cs="Arial"/>
+                <w:b/>
+                <w:sz w:val="18"/>
+                <w:szCs w:val="18"/>
+              </w:rPr>
+              <w:t xml:space="preserve"> </w:t>
+            </w:r>
+            <w:proofErr w:type="spellStart"/>
+            <w:r>
+              <w:rPr>
+                <w:rFonts w:ascii="Arial" w:hAnsi="Arial" w:cs="Arial"/>
+                <w:b/>
+                <w:sz w:val="18"/>
+                <w:szCs w:val="18"/>
+              </w:rPr>
+              <w:t>désigner</w:t>
+            </w:r>
+            <w:proofErr w:type="spellEnd"/>
           </w:p>
           <w:p>
             <w:pPr>
@@ -2284,8 +2561,18 @@
                 <w:sz w:val="18"/>
                 <w:szCs w:val="18"/>
               </w:rPr>
-              <w:t>À nommer</w:t>
-            </w:r>
+              <w:t xml:space="preserve">À </w:t>
+            </w:r>
+            <w:proofErr w:type="spellStart"/>
+            <w:r>
+              <w:rPr>
+                <w:rFonts w:ascii="Arial" w:hAnsi="Arial" w:cs="Arial"/>
+                <w:sz w:val="18"/>
+                <w:szCs w:val="18"/>
+              </w:rPr>
+              <w:t>nommer</w:t>
+            </w:r>
+            <w:proofErr w:type="spellEnd"/>
           </w:p>
         </w:tc>
         <w:tc>
@@ -2306,7 +2593,43 @@
                 <w:sz w:val="18"/>
                 <w:szCs w:val="18"/>
               </w:rPr>
-              <w:t>Clients Retail, Produits Retail, Fournisseurs Retail</w:t>
+              <w:t xml:space="preserve">Clients Retail, </w:t>
+            </w:r>
+            <w:proofErr w:type="spellStart"/>
+            <w:r>
+              <w:rPr>
+                <w:rFonts w:ascii="Arial" w:hAnsi="Arial" w:cs="Arial"/>
+                <w:sz w:val="18"/>
+                <w:szCs w:val="18"/>
+              </w:rPr>
+              <w:t>Produits</w:t>
+            </w:r>
+            <w:proofErr w:type="spellEnd"/>
+            <w:r>
+              <w:rPr>
+                <w:rFonts w:ascii="Arial" w:hAnsi="Arial" w:cs="Arial"/>
+                <w:sz w:val="18"/>
+                <w:szCs w:val="18"/>
+              </w:rPr>
+              <w:t xml:space="preserve"> Retail, </w:t>
+            </w:r>
+            <w:proofErr w:type="spellStart"/>
+            <w:r>
+              <w:rPr>
+                <w:rFonts w:ascii="Arial" w:hAnsi="Arial" w:cs="Arial"/>
+                <w:sz w:val="18"/>
+                <w:szCs w:val="18"/>
+              </w:rPr>
+              <w:t>Fournisseurs</w:t>
+            </w:r>
+            <w:proofErr w:type="spellEnd"/>
+            <w:r>
+              <w:rPr>
+                <w:rFonts w:ascii="Arial" w:hAnsi="Arial" w:cs="Arial"/>
+                <w:sz w:val="18"/>
+                <w:szCs w:val="18"/>
+              </w:rPr>
+              <w:t xml:space="preserve"> Retail</w:t>
             </w:r>
           </w:p>
         </w:tc>
@@ -2328,8 +2651,54 @@
                 <w:sz w:val="18"/>
                 <w:szCs w:val="18"/>
               </w:rPr>
-              <w:t>À désigner selon périmètre</w:t>
-            </w:r>
+              <w:t xml:space="preserve">À </w:t>
+            </w:r>
+            <w:proofErr w:type="spellStart"/>
+            <w:r>
+              <w:rPr>
+                <w:rFonts w:ascii="Arial" w:hAnsi="Arial" w:cs="Arial"/>
+                <w:sz w:val="18"/>
+                <w:szCs w:val="18"/>
+              </w:rPr>
+              <w:t>désigner</w:t>
+            </w:r>
+            <w:proofErr w:type="spellEnd"/>
+            <w:r>
+              <w:rPr>
+                <w:rFonts w:ascii="Arial" w:hAnsi="Arial" w:cs="Arial"/>
+                <w:sz w:val="18"/>
+                <w:szCs w:val="18"/>
+              </w:rPr>
+              <w:t xml:space="preserve"> </w:t>
+            </w:r>
+            <w:proofErr w:type="spellStart"/>
+            <w:r>
+              <w:rPr>
+                <w:rFonts w:ascii="Arial" w:hAnsi="Arial" w:cs="Arial"/>
+                <w:sz w:val="18"/>
+                <w:szCs w:val="18"/>
+              </w:rPr>
+              <w:t>selon</w:t>
+            </w:r>
+            <w:proofErr w:type="spellEnd"/>
+            <w:r>
+              <w:rPr>
+                <w:rFonts w:ascii="Arial" w:hAnsi="Arial" w:cs="Arial"/>
+                <w:sz w:val="18"/>
+                <w:szCs w:val="18"/>
+              </w:rPr>
+              <w:t xml:space="preserve"> </w:t>
+            </w:r>
+            <w:proofErr w:type="spellStart"/>
+            <w:r>
+              <w:rPr>
+                <w:rFonts w:ascii="Arial" w:hAnsi="Arial" w:cs="Arial"/>
+                <w:sz w:val="18"/>
+                <w:szCs w:val="18"/>
+              </w:rPr>
+              <w:t>périmètre</w:t>
+            </w:r>
+            <w:proofErr w:type="spellEnd"/>
           </w:p>
         </w:tc>
       </w:tr>
@@ -2352,8 +2721,18 @@
                 <w:sz w:val="18"/>
                 <w:szCs w:val="18"/>
               </w:rPr>
-              <w:t>BU Internationale</w:t>
-            </w:r>
+              <w:t xml:space="preserve">BU </w:t>
+            </w:r>
+            <w:proofErr w:type="spellStart"/>
+            <w:r>
+              <w:rPr>
+                <w:rFonts w:ascii="Arial" w:hAnsi="Arial" w:cs="Arial"/>
+                <w:sz w:val="18"/>
+                <w:szCs w:val="18"/>
+              </w:rPr>
+              <w:t>Internationale</w:t>
+            </w:r>
+            <w:proofErr w:type="spellEnd"/>
           </w:p>
         </w:tc>
         <w:tc>
@@ -2374,8 +2753,18 @@
                 <w:sz w:val="18"/>
                 <w:szCs w:val="18"/>
               </w:rPr>
-              <w:t>Directeur BU Internationale</w:t>
-            </w:r>
+              <w:t xml:space="preserve">Directeur BU </w:t>
+            </w:r>
+            <w:proofErr w:type="spellStart"/>
+            <w:r>
+              <w:rPr>
+                <w:rFonts w:ascii="Arial" w:hAnsi="Arial" w:cs="Arial"/>
+                <w:sz w:val="18"/>
+                <w:szCs w:val="18"/>
+              </w:rPr>
+              <w:t>Internationale</w:t>
+            </w:r>
+            <w:proofErr w:type="spellEnd"/>
           </w:p>
         </w:tc>
         <w:tc>
@@ -2396,8 +2785,18 @@
                 <w:sz w:val="18"/>
                 <w:szCs w:val="18"/>
               </w:rPr>
-              <w:t>À nommer</w:t>
-            </w:r>
+              <w:t xml:space="preserve">À </w:t>
+            </w:r>
+            <w:proofErr w:type="spellStart"/>
+            <w:r>
+              <w:rPr>
+                <w:rFonts w:ascii="Arial" w:hAnsi="Arial" w:cs="Arial"/>
+                <w:sz w:val="18"/>
+                <w:szCs w:val="18"/>
+              </w:rPr>
+              <w:t>nommer</w:t>
+            </w:r>
+            <w:proofErr w:type="spellEnd"/>
           </w:p>
         </w:tc>
         <w:tc>
@@ -2418,7 +2817,43 @@
                 <w:sz w:val="18"/>
                 <w:szCs w:val="18"/>
               </w:rPr>
-              <w:t>Clients International, Produits Export, Fournisseurs International</w:t>
+              <w:t xml:space="preserve">Clients International, </w:t>
+            </w:r>
+            <w:proofErr w:type="spellStart"/>
+            <w:r>
+              <w:rPr>
+                <w:rFonts w:ascii="Arial" w:hAnsi="Arial" w:cs="Arial"/>
+                <w:sz w:val="18"/>
+                <w:szCs w:val="18"/>
+              </w:rPr>
+              <w:t>Produits</w:t>
+            </w:r>
+            <w:proofErr w:type="spellEnd"/>
+            <w:r>
+              <w:rPr>
+                <w:rFonts w:ascii="Arial" w:hAnsi="Arial" w:cs="Arial"/>
+                <w:sz w:val="18"/>
+                <w:szCs w:val="18"/>
+              </w:rPr>
+              <w:t xml:space="preserve"> Export, </w:t>
+            </w:r>
+            <w:proofErr w:type="spellStart"/>
+            <w:r>
+              <w:rPr>
+                <w:rFonts w:ascii="Arial" w:hAnsi="Arial" w:cs="Arial"/>
+                <w:sz w:val="18"/>
+                <w:szCs w:val="18"/>
+              </w:rPr>
+              <w:t>Fournisseurs</w:t>
+            </w:r>
+            <w:proofErr w:type="spellEnd"/>
+            <w:r>
+              <w:rPr>
+                <w:rFonts w:ascii="Arial" w:hAnsi="Arial" w:cs="Arial"/>
+                <w:sz w:val="18"/>
+                <w:szCs w:val="18"/>
+              </w:rPr>
+              <w:t xml:space="preserve"> International</w:t>
             </w:r>
           </w:p>
         </w:tc>
@@ -2440,8 +2875,54 @@
                 <w:sz w:val="18"/>
                 <w:szCs w:val="18"/>
               </w:rPr>
-              <w:t>À désigner selon périmètre</w:t>
-            </w:r>
+              <w:t xml:space="preserve">À </w:t>
+            </w:r>
+            <w:proofErr w:type="spellStart"/>
+            <w:r>
+              <w:rPr>
+                <w:rFonts w:ascii="Arial" w:hAnsi="Arial" w:cs="Arial"/>
+                <w:sz w:val="18"/>
+                <w:szCs w:val="18"/>
+              </w:rPr>
+              <w:t>désigner</w:t>
+            </w:r>
+            <w:proofErr w:type="spellEnd"/>
+            <w:r>
+              <w:rPr>
+                <w:rFonts w:ascii="Arial" w:hAnsi="Arial" w:cs="Arial"/>
+                <w:sz w:val="18"/>
+                <w:szCs w:val="18"/>
+              </w:rPr>
+              <w:t xml:space="preserve"> </w:t>
+            </w:r>
+            <w:proofErr w:type="spellStart"/>
+            <w:r>
+              <w:rPr>
+                <w:rFonts w:ascii="Arial" w:hAnsi="Arial" w:cs="Arial"/>
+                <w:sz w:val="18"/>
+                <w:szCs w:val="18"/>
+              </w:rPr>
+              <w:t>selon</w:t>
+            </w:r>
+            <w:proofErr w:type="spellEnd"/>
+            <w:r>
+              <w:rPr>
+                <w:rFonts w:ascii="Arial" w:hAnsi="Arial" w:cs="Arial"/>
+                <w:sz w:val="18"/>
+                <w:szCs w:val="18"/>
+              </w:rPr>
+              <w:t xml:space="preserve"> </w:t>
+            </w:r>
+            <w:proofErr w:type="spellStart"/>
+            <w:r>
+              <w:rPr>
+                <w:rFonts w:ascii="Arial" w:hAnsi="Arial" w:cs="Arial"/>
+                <w:sz w:val="18"/>
+                <w:szCs w:val="18"/>
+              </w:rPr>
+              <w:t>périmètre</w:t>
+            </w:r>
+            <w:proofErr w:type="spellEnd"/>
           </w:p>
         </w:tc>
       </w:tr>
@@ -2464,8 +2945,18 @@
                 <w:sz w:val="18"/>
                 <w:szCs w:val="18"/>
               </w:rPr>
-              <w:t>BU Projet</w:t>
-            </w:r>
+              <w:t xml:space="preserve">BU </w:t>
+            </w:r>
+            <w:proofErr w:type="spellStart"/>
+            <w:r>
+              <w:rPr>
+                <w:rFonts w:ascii="Arial" w:hAnsi="Arial" w:cs="Arial"/>
+                <w:sz w:val="18"/>
+                <w:szCs w:val="18"/>
+              </w:rPr>
+              <w:t>Projet</w:t>
+            </w:r>
+            <w:proofErr w:type="spellEnd"/>
           </w:p>
         </w:tc>
         <w:tc>
@@ -2486,8 +2977,18 @@
                 <w:sz w:val="18"/>
                 <w:szCs w:val="18"/>
               </w:rPr>
-              <w:t>Directeur BU Projet</w:t>
-            </w:r>
+              <w:t xml:space="preserve">Directeur BU </w:t>
+            </w:r>
+            <w:proofErr w:type="spellStart"/>
+            <w:r>
+              <w:rPr>
+                <w:rFonts w:ascii="Arial" w:hAnsi="Arial" w:cs="Arial"/>
+                <w:sz w:val="18"/>
+                <w:szCs w:val="18"/>
+              </w:rPr>
+              <w:t>Projet</w:t>
+            </w:r>
+            <w:proofErr w:type="spellEnd"/>
           </w:p>
         </w:tc>
         <w:tc>
@@ -2508,8 +3009,18 @@
                 <w:sz w:val="18"/>
                 <w:szCs w:val="18"/>
               </w:rPr>
-              <w:t>À nommer</w:t>
-            </w:r>
+              <w:t xml:space="preserve">À </w:t>
+            </w:r>
+            <w:proofErr w:type="spellStart"/>
+            <w:r>
+              <w:rPr>
+                <w:rFonts w:ascii="Arial" w:hAnsi="Arial" w:cs="Arial"/>
+                <w:sz w:val="18"/>
+                <w:szCs w:val="18"/>
+              </w:rPr>
+              <w:t>nommer</w:t>
+            </w:r>
+            <w:proofErr w:type="spellEnd"/>
           </w:p>
         </w:tc>
         <w:tc>
@@ -2530,8 +3041,72 @@
                 <w:sz w:val="18"/>
                 <w:szCs w:val="18"/>
               </w:rPr>
-              <w:t>Clients Projets, Données Projets, Fournisseurs Projets</w:t>
-            </w:r>
+              <w:t xml:space="preserve">Clients </w:t>
+            </w:r>
+            <w:proofErr w:type="spellStart"/>
+            <w:r>
+              <w:rPr>
+                <w:rFonts w:ascii="Arial" w:hAnsi="Arial" w:cs="Arial"/>
+                <w:sz w:val="18"/>
+                <w:szCs w:val="18"/>
+              </w:rPr>
+              <w:t>Projets</w:t>
+            </w:r>
+            <w:proofErr w:type="spellEnd"/>
+            <w:r>
+              <w:rPr>
+                <w:rFonts w:ascii="Arial" w:hAnsi="Arial" w:cs="Arial"/>
+                <w:sz w:val="18"/>
+                <w:szCs w:val="18"/>
+              </w:rPr>
+              <w:t xml:space="preserve">, Données </w:t>
+            </w:r>
+            <w:proofErr w:type="spellStart"/>
+            <w:r>
+              <w:rPr>
+                <w:rFonts w:ascii="Arial" w:hAnsi="Arial" w:cs="Arial"/>
+                <w:sz w:val="18"/>
+                <w:szCs w:val="18"/>
+              </w:rPr>
+              <w:t>Projets</w:t>
+            </w:r>
+            <w:proofErr w:type="spellEnd"/>
+            <w:r>
+              <w:rPr>
+                <w:rFonts w:ascii="Arial" w:hAnsi="Arial" w:cs="Arial"/>
+                <w:sz w:val="18"/>
+                <w:szCs w:val="18"/>
+              </w:rPr>
+              <w:t xml:space="preserve">, </w:t>
+            </w:r>
+            <w:proofErr w:type="spellStart"/>
+            <w:r>
+              <w:rPr>
+                <w:rFonts w:ascii="Arial" w:hAnsi="Arial" w:cs="Arial"/>
+                <w:sz w:val="18"/>
+                <w:szCs w:val="18"/>
+              </w:rPr>
+              <w:t>Fournisseurs</w:t>
+            </w:r>
+            <w:proofErr w:type="spellEnd"/>
+            <w:r>
+              <w:rPr>
+                <w:rFonts w:ascii="Arial" w:hAnsi="Arial" w:cs="Arial"/>
+                <w:sz w:val="18"/>
+                <w:szCs w:val="18"/>
+              </w:rPr>
+              <w:t xml:space="preserve"> </w:t>
+            </w:r>
+            <w:proofErr w:type="spellStart"/>
+            <w:r>
+              <w:rPr>
+                <w:rFonts w:ascii="Arial" w:hAnsi="Arial" w:cs="Arial"/>
+                <w:sz w:val="18"/>
+                <w:szCs w:val="18"/>
+              </w:rPr>
+              <w:t>Projets</w:t>
+            </w:r>
+            <w:proofErr w:type="spellEnd"/>
           </w:p>
         </w:tc>
         <w:tc>
@@ -2552,8 +3127,54 @@
                 <w:sz w:val="18"/>
                 <w:szCs w:val="18"/>
               </w:rPr>
-              <w:t>À désigner selon périmètre</w:t>
-            </w:r>
+              <w:t xml:space="preserve">À </w:t>
+            </w:r>
+            <w:proofErr w:type="spellStart"/>
+            <w:r>
+              <w:rPr>
+                <w:rFonts w:ascii="Arial" w:hAnsi="Arial" w:cs="Arial"/>
+                <w:sz w:val="18"/>
+                <w:szCs w:val="18"/>
+              </w:rPr>
+              <w:t>désigner</w:t>
+            </w:r>
+            <w:proofErr w:type="spellEnd"/>
+            <w:r>
+              <w:rPr>
+                <w:rFonts w:ascii="Arial" w:hAnsi="Arial" w:cs="Arial"/>
+                <w:sz w:val="18"/>
+                <w:szCs w:val="18"/>
+              </w:rPr>
+              <w:t xml:space="preserve"> </w:t>
+            </w:r>
+            <w:proofErr w:type="spellStart"/>
+            <w:r>
+              <w:rPr>
+                <w:rFonts w:ascii="Arial" w:hAnsi="Arial" w:cs="Arial"/>
+                <w:sz w:val="18"/>
+                <w:szCs w:val="18"/>
+              </w:rPr>
+              <w:t>selon</w:t>
+            </w:r>
+            <w:proofErr w:type="spellEnd"/>
+            <w:r>
+              <w:rPr>
+                <w:rFonts w:ascii="Arial" w:hAnsi="Arial" w:cs="Arial"/>
+                <w:sz w:val="18"/>
+                <w:szCs w:val="18"/>
+              </w:rPr>
+              <w:t xml:space="preserve"> </w:t>
+            </w:r>
+            <w:proofErr w:type="spellStart"/>
+            <w:r>
+              <w:rPr>
+                <w:rFonts w:ascii="Arial" w:hAnsi="Arial" w:cs="Arial"/>
+                <w:sz w:val="18"/>
+                <w:szCs w:val="18"/>
+              </w:rPr>
+              <w:t>périmètre</w:t>
+            </w:r>
+            <w:proofErr w:type="spellEnd"/>
           </w:p>
         </w:tc>
       </w:tr>
@@ -2576,8 +3197,18 @@
                 <w:sz w:val="18"/>
                 <w:szCs w:val="18"/>
               </w:rPr>
-              <w:t>BU Industrie</w:t>
-            </w:r>
+              <w:t xml:space="preserve">BU </w:t>
+            </w:r>
+            <w:proofErr w:type="spellStart"/>
+            <w:r>
+              <w:rPr>
+                <w:rFonts w:ascii="Arial" w:hAnsi="Arial" w:cs="Arial"/>
+                <w:sz w:val="18"/>
+                <w:szCs w:val="18"/>
+              </w:rPr>
+              <w:t>Industrie</w:t>
+            </w:r>
+            <w:proofErr w:type="spellEnd"/>
           </w:p>
         </w:tc>
         <w:tc>
@@ -2598,8 +3229,18 @@
                 <w:sz w:val="18"/>
                 <w:szCs w:val="18"/>
               </w:rPr>
-              <w:t>Directeur BU Industrie</w:t>
-            </w:r>
+              <w:t xml:space="preserve">Directeur BU </w:t>
+            </w:r>
+            <w:proofErr w:type="spellStart"/>
+            <w:r>
+              <w:rPr>
+                <w:rFonts w:ascii="Arial" w:hAnsi="Arial" w:cs="Arial"/>
+                <w:sz w:val="18"/>
+                <w:szCs w:val="18"/>
+              </w:rPr>
+              <w:t>Industrie</w:t>
+            </w:r>
+            <w:proofErr w:type="spellEnd"/>
           </w:p>
         </w:tc>
         <w:tc>
@@ -2620,8 +3261,18 @@
                 <w:sz w:val="18"/>
                 <w:szCs w:val="18"/>
               </w:rPr>
-              <w:t>À nommer</w:t>
-            </w:r>
+              <w:t xml:space="preserve">À </w:t>
+            </w:r>
+            <w:proofErr w:type="spellStart"/>
+            <w:r>
+              <w:rPr>
+                <w:rFonts w:ascii="Arial" w:hAnsi="Arial" w:cs="Arial"/>
+                <w:sz w:val="18"/>
+                <w:szCs w:val="18"/>
+              </w:rPr>
+              <w:t>nommer</w:t>
+            </w:r>
+            <w:proofErr w:type="spellEnd"/>
           </w:p>
         </w:tc>
         <w:tc>
@@ -2636,14 +3287,106 @@
                 <w:szCs w:val="18"/>
               </w:rPr>
             </w:pPr>
-            <w:r>
-              <w:rPr>
-                <w:rFonts w:ascii="Arial" w:hAnsi="Arial" w:cs="Arial"/>
-                <w:sz w:val="18"/>
-                <w:szCs w:val="18"/>
-              </w:rPr>
-              <w:t>Produits Industrie, Fournisseurs Industrie, Actifs Industriels</w:t>
-            </w:r>
+            <w:proofErr w:type="spellStart"/>
+            <w:r>
+              <w:rPr>
+                <w:rFonts w:ascii="Arial" w:hAnsi="Arial" w:cs="Arial"/>
+                <w:sz w:val="18"/>
+                <w:szCs w:val="18"/>
+              </w:rPr>
+              <w:t>Produits</w:t>
+            </w:r>
+            <w:proofErr w:type="spellEnd"/>
+            <w:r>
+              <w:rPr>
+                <w:rFonts w:ascii="Arial" w:hAnsi="Arial" w:cs="Arial"/>
+                <w:sz w:val="18"/>
+                <w:szCs w:val="18"/>
+              </w:rPr>
+              <w:t xml:space="preserve"> </w:t>
+            </w:r>
+            <w:proofErr w:type="spellStart"/>
+            <w:r>
+              <w:rPr>
+                <w:rFonts w:ascii="Arial" w:hAnsi="Arial" w:cs="Arial"/>
+                <w:sz w:val="18"/>
+                <w:szCs w:val="18"/>
+              </w:rPr>
+              <w:t>Industrie</w:t>
+            </w:r>
+            <w:proofErr w:type="spellEnd"/>
+            <w:r>
+              <w:rPr>
+                <w:rFonts w:ascii="Arial" w:hAnsi="Arial" w:cs="Arial"/>
+                <w:sz w:val="18"/>
+                <w:szCs w:val="18"/>
+              </w:rPr>
+              <w:t xml:space="preserve">, </w:t>
+            </w:r>
+            <w:proofErr w:type="spellStart"/>
+            <w:r>
+              <w:rPr>
+                <w:rFonts w:ascii="Arial" w:hAnsi="Arial" w:cs="Arial"/>
+                <w:sz w:val="18"/>
+                <w:szCs w:val="18"/>
+              </w:rPr>
+              <w:t>Fournisseurs</w:t>
+            </w:r>
+            <w:proofErr w:type="spellEnd"/>
+            <w:r>
+              <w:rPr>
+                <w:rFonts w:ascii="Arial" w:hAnsi="Arial" w:cs="Arial"/>
+                <w:sz w:val="18"/>
+                <w:szCs w:val="18"/>
+              </w:rPr>
+              <w:t xml:space="preserve"> </w:t>
+            </w:r>
+            <w:proofErr w:type="spellStart"/>
+            <w:r>
+              <w:rPr>
+                <w:rFonts w:ascii="Arial" w:hAnsi="Arial" w:cs="Arial"/>
+                <w:sz w:val="18"/>
+                <w:szCs w:val="18"/>
+              </w:rPr>
+              <w:t>Industrie</w:t>
+            </w:r>
+            <w:proofErr w:type="spellEnd"/>
+            <w:r>
+              <w:rPr>
+                <w:rFonts w:ascii="Arial" w:hAnsi="Arial" w:cs="Arial"/>
+                <w:sz w:val="18"/>
+                <w:szCs w:val="18"/>
+              </w:rPr>
+              <w:t xml:space="preserve">, </w:t>
+            </w:r>
+            <w:proofErr w:type="spellStart"/>
+            <w:r>
+              <w:rPr>
+                <w:rFonts w:ascii="Arial" w:hAnsi="Arial" w:cs="Arial"/>
+                <w:sz w:val="18"/>
+                <w:szCs w:val="18"/>
+              </w:rPr>
+              <w:t>Actifs</w:t>
+            </w:r>
+            <w:proofErr w:type="spellEnd"/>
+            <w:r>
+              <w:rPr>
+                <w:rFonts w:ascii="Arial" w:hAnsi="Arial" w:cs="Arial"/>
+                <w:sz w:val="18"/>
+                <w:szCs w:val="18"/>
+              </w:rPr>
+              <w:t xml:space="preserve"> </w:t>
+            </w:r>
+            <w:proofErr w:type="spellStart"/>
+            <w:r>
+              <w:rPr>
+                <w:rFonts w:ascii="Arial" w:hAnsi="Arial" w:cs="Arial"/>
+                <w:sz w:val="18"/>
+                <w:szCs w:val="18"/>
+              </w:rPr>
+              <w:t>Industriels</w:t>
+            </w:r>
+            <w:proofErr w:type="spellEnd"/>
           </w:p>
         </w:tc>
         <w:tc>
@@ -2664,8 +3407,54 @@
                 <w:sz w:val="18"/>
                 <w:szCs w:val="18"/>
               </w:rPr>
-              <w:t>À désigner selon périmètre</w:t>
-            </w:r>
+              <w:t xml:space="preserve">À </w:t>
+            </w:r>
+            <w:proofErr w:type="spellStart"/>
+            <w:r>
+              <w:rPr>
+                <w:rFonts w:ascii="Arial" w:hAnsi="Arial" w:cs="Arial"/>
+                <w:sz w:val="18"/>
+                <w:szCs w:val="18"/>
+              </w:rPr>
+              <w:t>désigner</w:t>
+            </w:r>
+            <w:proofErr w:type="spellEnd"/>
+            <w:r>
+              <w:rPr>
+                <w:rFonts w:ascii="Arial" w:hAnsi="Arial" w:cs="Arial"/>
+                <w:sz w:val="18"/>
+                <w:szCs w:val="18"/>
+              </w:rPr>
+              <w:t xml:space="preserve"> </w:t>
+            </w:r>
+            <w:proofErr w:type="spellStart"/>
+            <w:r>
+              <w:rPr>
+                <w:rFonts w:ascii="Arial" w:hAnsi="Arial" w:cs="Arial"/>
+                <w:sz w:val="18"/>
+                <w:szCs w:val="18"/>
+              </w:rPr>
+              <w:t>selon</w:t>
+            </w:r>
+            <w:proofErr w:type="spellEnd"/>
+            <w:r>
+              <w:rPr>
+                <w:rFonts w:ascii="Arial" w:hAnsi="Arial" w:cs="Arial"/>
+                <w:sz w:val="18"/>
+                <w:szCs w:val="18"/>
+              </w:rPr>
+              <w:t xml:space="preserve"> </w:t>
+            </w:r>
+            <w:proofErr w:type="spellStart"/>
+            <w:r>
+              <w:rPr>
+                <w:rFonts w:ascii="Arial" w:hAnsi="Arial" w:cs="Arial"/>
+                <w:sz w:val="18"/>
+                <w:szCs w:val="18"/>
+              </w:rPr>
+              <w:t>périmètre</w:t>
+            </w:r>
+            <w:proofErr w:type="spellEnd"/>
           </w:p>
         </w:tc>
       </w:tr>
@@ -2688,7 +3477,26 @@
                 <w:sz w:val="18"/>
                 <w:szCs w:val="18"/>
               </w:rPr>
-              <w:t>Direction Achats &amp; Supply Chain</w:t>
+              <w:t xml:space="preserve">Direction </w:t>
+            </w:r>
+            <w:proofErr w:type="spellStart"/>
+            <w:r>
+              <w:rPr>
+                <w:rFonts w:ascii="Arial" w:hAnsi="Arial" w:cs="Arial"/>
+                <w:sz w:val="18"/>
+                <w:szCs w:val="18"/>
+                <w:highlight w:val="yellow"/>
+              </w:rPr>
+              <w:t>Achats</w:t>
+            </w:r>
+            <w:proofErr w:type="spellEnd"/>
+            <w:r>
+              <w:rPr>
+                <w:rFonts w:ascii="Arial" w:hAnsi="Arial" w:cs="Arial"/>
+                <w:sz w:val="18"/>
+                <w:szCs w:val="18"/>
+              </w:rPr>
+              <w:t xml:space="preserve"> &amp; Supply Chain</w:t>
             </w:r>
           </w:p>
         </w:tc>
@@ -2710,7 +3518,35 @@
                 <w:sz w:val="18"/>
                 <w:szCs w:val="18"/>
               </w:rPr>
-              <w:t>Directeur Achats &amp; Supply Chain</w:t>
+              <w:t xml:space="preserve">Directeur </w:t>
+            </w:r>
+            <w:proofErr w:type="spellStart"/>
+            <w:r>
+              <w:rPr>
+                <w:rFonts w:ascii="Arial" w:hAnsi="Arial" w:cs="Arial"/>
+                <w:sz w:val="18"/>
+                <w:szCs w:val="18"/>
+                <w:highlight w:val="yellow"/>
+              </w:rPr>
+              <w:t>Achats</w:t>
+            </w:r>
+            <w:proofErr w:type="spellEnd"/>
+            <w:r>
+              <w:rPr>
+                <w:rFonts w:ascii="Arial" w:hAnsi="Arial" w:cs="Arial"/>
+                <w:sz w:val="18"/>
+                <w:szCs w:val="18"/>
+                <w:highlight w:val="yellow"/>
+              </w:rPr>
+              <w:t xml:space="preserve"> &amp;</w:t>
+            </w:r>
+            <w:r>
+              <w:rPr>
+                <w:rFonts w:ascii="Arial" w:hAnsi="Arial" w:cs="Arial"/>
+                <w:sz w:val="18"/>
+                <w:szCs w:val="18"/>
+              </w:rPr>
+              <w:t xml:space="preserve"> Supply Chain</w:t>
             </w:r>
           </w:p>
         </w:tc>
@@ -2732,8 +3568,18 @@
                 <w:sz w:val="18"/>
                 <w:szCs w:val="18"/>
               </w:rPr>
-              <w:t>À nommer</w:t>
-            </w:r>
+              <w:t xml:space="preserve">À </w:t>
+            </w:r>
+            <w:proofErr w:type="spellStart"/>
+            <w:r>
+              <w:rPr>
+                <w:rFonts w:ascii="Arial" w:hAnsi="Arial" w:cs="Arial"/>
+                <w:sz w:val="18"/>
+                <w:szCs w:val="18"/>
+              </w:rPr>
+              <w:t>nommer</w:t>
+            </w:r>
+            <w:proofErr w:type="spellEnd"/>
           </w:p>
         </w:tc>
         <w:tc>
@@ -2748,13 +3594,41 @@
                 <w:szCs w:val="18"/>
               </w:rPr>
             </w:pPr>
-            <w:r>
-              <w:rPr>
-                <w:rFonts w:ascii="Arial" w:hAnsi="Arial" w:cs="Arial"/>
-                <w:sz w:val="18"/>
-                <w:szCs w:val="18"/>
-              </w:rPr>
-              <w:t>Fournisseurs Groupe, Achats, Stock</w:t>
+            <w:proofErr w:type="spellStart"/>
+            <w:r>
+              <w:rPr>
+                <w:rFonts w:ascii="Arial" w:hAnsi="Arial" w:cs="Arial"/>
+                <w:sz w:val="18"/>
+                <w:szCs w:val="18"/>
+              </w:rPr>
+              <w:t>Fournisseurs</w:t>
+            </w:r>
+            <w:proofErr w:type="spellEnd"/>
+            <w:r>
+              <w:rPr>
+                <w:rFonts w:ascii="Arial" w:hAnsi="Arial" w:cs="Arial"/>
+                <w:sz w:val="18"/>
+                <w:szCs w:val="18"/>
+              </w:rPr>
+              <w:t xml:space="preserve"> Groupe, </w:t>
+            </w:r>
+            <w:proofErr w:type="spellStart"/>
+            <w:r>
+              <w:rPr>
+                <w:rFonts w:ascii="Arial" w:hAnsi="Arial" w:cs="Arial"/>
+                <w:sz w:val="18"/>
+                <w:szCs w:val="18"/>
+              </w:rPr>
+              <w:t>Achats</w:t>
+            </w:r>
+            <w:proofErr w:type="spellEnd"/>
+            <w:r>
+              <w:rPr>
+                <w:rFonts w:ascii="Arial" w:hAnsi="Arial" w:cs="Arial"/>
+                <w:sz w:val="18"/>
+                <w:szCs w:val="18"/>
+              </w:rPr>
+              <w:t>, Stock</w:t>
             </w:r>
           </w:p>
         </w:tc>
@@ -2776,8 +3650,54 @@
                 <w:sz w:val="18"/>
                 <w:szCs w:val="18"/>
               </w:rPr>
-              <w:t>À désigner selon périmètre</w:t>
-            </w:r>
+              <w:t xml:space="preserve">À </w:t>
+            </w:r>
+            <w:proofErr w:type="spellStart"/>
+            <w:r>
+              <w:rPr>
+                <w:rFonts w:ascii="Arial" w:hAnsi="Arial" w:cs="Arial"/>
+                <w:sz w:val="18"/>
+                <w:szCs w:val="18"/>
+              </w:rPr>
+              <w:t>désigner</w:t>
+            </w:r>
+            <w:proofErr w:type="spellEnd"/>
+            <w:r>
+              <w:rPr>
+                <w:rFonts w:ascii="Arial" w:hAnsi="Arial" w:cs="Arial"/>
+                <w:sz w:val="18"/>
+                <w:szCs w:val="18"/>
+              </w:rPr>
+              <w:t xml:space="preserve"> </w:t>
+            </w:r>
+            <w:proofErr w:type="spellStart"/>
+            <w:r>
+              <w:rPr>
+                <w:rFonts w:ascii="Arial" w:hAnsi="Arial" w:cs="Arial"/>
+                <w:sz w:val="18"/>
+                <w:szCs w:val="18"/>
+              </w:rPr>
+              <w:t>selon</w:t>
+            </w:r>
+            <w:proofErr w:type="spellEnd"/>
+            <w:r>
+              <w:rPr>
+                <w:rFonts w:ascii="Arial" w:hAnsi="Arial" w:cs="Arial"/>
+                <w:sz w:val="18"/>
+                <w:szCs w:val="18"/>
+              </w:rPr>
+              <w:t xml:space="preserve"> </w:t>
+            </w:r>
+            <w:proofErr w:type="spellStart"/>
+            <w:r>
+              <w:rPr>
+                <w:rFonts w:ascii="Arial" w:hAnsi="Arial" w:cs="Arial"/>
+                <w:sz w:val="18"/>
+                <w:szCs w:val="18"/>
+              </w:rPr>
+              <w:t>périmètre</w:t>
+            </w:r>
+            <w:proofErr w:type="spellEnd"/>
           </w:p>
         </w:tc>
       </w:tr>
@@ -2792,13 +3712,15 @@
                 <w:rFonts w:ascii="Arial" w:hAnsi="Arial" w:cs="Arial"/>
                 <w:sz w:val="18"/>
                 <w:szCs w:val="18"/>
-              </w:rPr>
-            </w:pPr>
-            <w:r>
-              <w:rPr>
-                <w:rFonts w:ascii="Arial" w:hAnsi="Arial" w:cs="Arial"/>
-                <w:sz w:val="18"/>
-                <w:szCs w:val="18"/>
+                <w:highlight w:val="green"/>
+              </w:rPr>
+            </w:pPr>
+            <w:r>
+              <w:rPr>
+                <w:rFonts w:ascii="Arial" w:hAnsi="Arial" w:cs="Arial"/>
+                <w:sz w:val="18"/>
+                <w:szCs w:val="18"/>
+                <w:highlight w:val="green"/>
               </w:rPr>
               <w:t>Direction Financière (DAF)</w:t>
             </w:r>
@@ -2814,15 +3736,37 @@
                 <w:rFonts w:ascii="Arial" w:hAnsi="Arial" w:cs="Arial"/>
                 <w:sz w:val="18"/>
                 <w:szCs w:val="18"/>
-              </w:rPr>
-            </w:pPr>
-            <w:r>
-              <w:rPr>
-                <w:rFonts w:ascii="Arial" w:hAnsi="Arial" w:cs="Arial"/>
-                <w:sz w:val="18"/>
-                <w:szCs w:val="18"/>
-              </w:rPr>
-              <w:t>Directeur Administratif et Financier</w:t>
+                <w:highlight w:val="green"/>
+              </w:rPr>
+            </w:pPr>
+            <w:r>
+              <w:rPr>
+                <w:rFonts w:ascii="Arial" w:hAnsi="Arial" w:cs="Arial"/>
+                <w:sz w:val="18"/>
+                <w:szCs w:val="18"/>
+                <w:highlight w:val="green"/>
+              </w:rPr>
+              <w:t xml:space="preserve">Directeur </w:t>
+            </w:r>
+            <w:proofErr w:type="spellStart"/>
+            <w:r>
+              <w:rPr>
+                <w:rFonts w:ascii="Arial" w:hAnsi="Arial" w:cs="Arial"/>
+                <w:sz w:val="18"/>
+                <w:szCs w:val="18"/>
+                <w:highlight w:val="green"/>
+              </w:rPr>
+              <w:t>Administratif</w:t>
+            </w:r>
+            <w:proofErr w:type="spellEnd"/>
+            <w:r>
+              <w:rPr>
+                <w:rFonts w:ascii="Arial" w:hAnsi="Arial" w:cs="Arial"/>
+                <w:sz w:val="18"/>
+                <w:szCs w:val="18"/>
+                <w:highlight w:val="green"/>
+              </w:rPr>
+              <w:t xml:space="preserve"> et Financier</w:t>
             </w:r>
           </w:p>
         </w:tc>
@@ -2836,16 +3780,29 @@
                 <w:rFonts w:ascii="Arial" w:hAnsi="Arial" w:cs="Arial"/>
                 <w:sz w:val="18"/>
                 <w:szCs w:val="18"/>
-              </w:rPr>
-            </w:pPr>
-            <w:r>
-              <w:rPr>
-                <w:rFonts w:ascii="Arial" w:hAnsi="Arial" w:cs="Arial"/>
-                <w:sz w:val="18"/>
-                <w:szCs w:val="18"/>
-              </w:rPr>
-              <w:t>À nommer</w:t>
-            </w:r>
+                <w:highlight w:val="green"/>
+              </w:rPr>
+            </w:pPr>
+            <w:r>
+              <w:rPr>
+                <w:rFonts w:ascii="Arial" w:hAnsi="Arial" w:cs="Arial"/>
+                <w:sz w:val="18"/>
+                <w:szCs w:val="18"/>
+                <w:highlight w:val="green"/>
+              </w:rPr>
+              <w:t xml:space="preserve">À </w:t>
+            </w:r>
+            <w:proofErr w:type="spellStart"/>
+            <w:r>
+              <w:rPr>
+                <w:rFonts w:ascii="Arial" w:hAnsi="Arial" w:cs="Arial"/>
+                <w:sz w:val="18"/>
+                <w:szCs w:val="18"/>
+                <w:highlight w:val="green"/>
+              </w:rPr>
+              <w:t>nommer</w:t>
+            </w:r>
+            <w:proofErr w:type="spellEnd"/>
           </w:p>
         </w:tc>
         <w:tc>
@@ -2858,21 +3815,44 @@
                 <w:rFonts w:ascii="Arial" w:hAnsi="Arial" w:cs="Arial"/>
                 <w:sz w:val="18"/>
                 <w:szCs w:val="18"/>
-              </w:rPr>
-            </w:pPr>
-            <w:r>
-              <w:rPr>
-                <w:rFonts w:ascii="Arial" w:hAnsi="Arial" w:cs="Arial"/>
-                <w:sz w:val="18"/>
-                <w:szCs w:val="18"/>
-              </w:rPr>
-              <w:t>Données Financières, Crédit Management</w:t>
-            </w:r>
-            <w:r>
-              <w:rPr>
-                <w:rFonts w:ascii="Arial" w:hAnsi="Arial" w:cs="Arial"/>
-                <w:sz w:val="18"/>
-                <w:szCs w:val="18"/>
+                <w:highlight w:val="green"/>
+              </w:rPr>
+            </w:pPr>
+            <w:r>
+              <w:rPr>
+                <w:rFonts w:ascii="Arial" w:hAnsi="Arial" w:cs="Arial"/>
+                <w:sz w:val="18"/>
+                <w:szCs w:val="18"/>
+                <w:highlight w:val="green"/>
+              </w:rPr>
+              <w:t xml:space="preserve">Données </w:t>
+            </w:r>
+            <w:proofErr w:type="spellStart"/>
+            <w:r>
+              <w:rPr>
+                <w:rFonts w:ascii="Arial" w:hAnsi="Arial" w:cs="Arial"/>
+                <w:sz w:val="18"/>
+                <w:szCs w:val="18"/>
+                <w:highlight w:val="green"/>
+              </w:rPr>
+              <w:t>Financières</w:t>
+            </w:r>
+            <w:proofErr w:type="spellEnd"/>
+            <w:r>
+              <w:rPr>
+                <w:rFonts w:ascii="Arial" w:hAnsi="Arial" w:cs="Arial"/>
+                <w:sz w:val="18"/>
+                <w:szCs w:val="18"/>
+                <w:highlight w:val="green"/>
+              </w:rPr>
+              <w:t>, Crédit Management</w:t>
+            </w:r>
+            <w:r>
+              <w:rPr>
+                <w:rFonts w:ascii="Arial" w:hAnsi="Arial" w:cs="Arial"/>
+                <w:sz w:val="18"/>
+                <w:szCs w:val="18"/>
+                <w:highlight w:val="green"/>
               </w:rPr>
               <w:t>,</w:t>
             </w:r>
@@ -2888,16 +3868,69 @@
                 <w:rFonts w:ascii="Arial" w:hAnsi="Arial" w:cs="Arial"/>
                 <w:sz w:val="18"/>
                 <w:szCs w:val="18"/>
-              </w:rPr>
-            </w:pPr>
-            <w:r>
-              <w:rPr>
-                <w:rFonts w:ascii="Arial" w:hAnsi="Arial" w:cs="Arial"/>
-                <w:sz w:val="18"/>
-                <w:szCs w:val="18"/>
-              </w:rPr>
-              <w:t>À désigner selon périmètre</w:t>
-            </w:r>
+                <w:highlight w:val="green"/>
+              </w:rPr>
+            </w:pPr>
+            <w:r>
+              <w:rPr>
+                <w:rFonts w:ascii="Arial" w:hAnsi="Arial" w:cs="Arial"/>
+                <w:sz w:val="18"/>
+                <w:szCs w:val="18"/>
+                <w:highlight w:val="green"/>
+              </w:rPr>
+              <w:t xml:space="preserve">À </w:t>
+            </w:r>
+            <w:proofErr w:type="spellStart"/>
+            <w:r>
+              <w:rPr>
+                <w:rFonts w:ascii="Arial" w:hAnsi="Arial" w:cs="Arial"/>
+                <w:sz w:val="18"/>
+                <w:szCs w:val="18"/>
+                <w:highlight w:val="green"/>
+              </w:rPr>
+              <w:t>désigner</w:t>
+            </w:r>
+            <w:proofErr w:type="spellEnd"/>
+            <w:r>
+              <w:rPr>
+                <w:rFonts w:ascii="Arial" w:hAnsi="Arial" w:cs="Arial"/>
+                <w:sz w:val="18"/>
+                <w:szCs w:val="18"/>
+                <w:highlight w:val="green"/>
+              </w:rPr>
+              <w:t xml:space="preserve"> </w:t>
+            </w:r>
+            <w:proofErr w:type="spellStart"/>
+            <w:r>
+              <w:rPr>
+                <w:rFonts w:ascii="Arial" w:hAnsi="Arial" w:cs="Arial"/>
+                <w:sz w:val="18"/>
+                <w:szCs w:val="18"/>
+                <w:highlight w:val="green"/>
+              </w:rPr>
+              <w:t>selon</w:t>
+            </w:r>
+            <w:proofErr w:type="spellEnd"/>
+            <w:r>
+              <w:rPr>
+                <w:rFonts w:ascii="Arial" w:hAnsi="Arial" w:cs="Arial"/>
+                <w:sz w:val="18"/>
+                <w:szCs w:val="18"/>
+                <w:highlight w:val="green"/>
+              </w:rPr>
+              <w:t xml:space="preserve"> </w:t>
+            </w:r>
+            <w:proofErr w:type="spellStart"/>
+            <w:r>
+              <w:rPr>
+                <w:rFonts w:ascii="Arial" w:hAnsi="Arial" w:cs="Arial"/>
+                <w:sz w:val="18"/>
+                <w:szCs w:val="18"/>
+                <w:highlight w:val="green"/>
+              </w:rPr>
+              <w:t>périmètre</w:t>
+            </w:r>
+            <w:proofErr w:type="spellEnd"/>
           </w:p>
         </w:tc>
       </w:tr>
@@ -2912,16 +3945,20 @@
                 <w:rFonts w:ascii="Arial" w:hAnsi="Arial" w:cs="Arial"/>
                 <w:sz w:val="18"/>
                 <w:szCs w:val="18"/>
-              </w:rPr>
-            </w:pPr>
-            <w:r>
-              <w:rPr>
-                <w:rFonts w:ascii="Arial" w:hAnsi="Arial" w:cs="Arial"/>
-                <w:sz w:val="18"/>
-                <w:szCs w:val="18"/>
+                <w:highlight w:val="green"/>
+              </w:rPr>
+            </w:pPr>
+            <w:proofErr w:type="spellStart"/>
+            <w:r>
+              <w:rPr>
+                <w:rFonts w:ascii="Arial" w:hAnsi="Arial" w:cs="Arial"/>
+                <w:sz w:val="18"/>
+                <w:szCs w:val="18"/>
+                <w:highlight w:val="green"/>
               </w:rPr>
               <w:t>Comptabilité</w:t>
             </w:r>
+            <w:proofErr w:type="spellEnd"/>
           </w:p>
         </w:tc>
         <w:tc>
@@ -2934,16 +3971,40 @@
                 <w:rFonts w:ascii="Arial" w:hAnsi="Arial" w:cs="Arial"/>
                 <w:sz w:val="18"/>
                 <w:szCs w:val="18"/>
-              </w:rPr>
-            </w:pPr>
-            <w:r>
-              <w:rPr>
-                <w:rFonts w:ascii="Arial" w:hAnsi="Arial" w:cs="Arial"/>
-                <w:sz w:val="18"/>
-                <w:szCs w:val="18"/>
-              </w:rPr>
-              <w:t>Responsable Comptabilité</w:t>
-            </w:r>
+                <w:highlight w:val="green"/>
+              </w:rPr>
+            </w:pPr>
+            <w:proofErr w:type="spellStart"/>
+            <w:r>
+              <w:rPr>
+                <w:rFonts w:ascii="Arial" w:hAnsi="Arial" w:cs="Arial"/>
+                <w:sz w:val="18"/>
+                <w:szCs w:val="18"/>
+                <w:highlight w:val="green"/>
+              </w:rPr>
+              <w:t>Responsable</w:t>
+            </w:r>
+            <w:proofErr w:type="spellEnd"/>
+            <w:r>
+              <w:rPr>
+                <w:rFonts w:ascii="Arial" w:hAnsi="Arial" w:cs="Arial"/>
+                <w:sz w:val="18"/>
+                <w:szCs w:val="18"/>
+                <w:highlight w:val="green"/>
+              </w:rPr>
+              <w:t xml:space="preserve"> </w:t>
+            </w:r>
+            <w:proofErr w:type="spellStart"/>
+            <w:r>
+              <w:rPr>
+                <w:rFonts w:ascii="Arial" w:hAnsi="Arial" w:cs="Arial"/>
+                <w:sz w:val="18"/>
+                <w:szCs w:val="18"/>
+                <w:highlight w:val="green"/>
+              </w:rPr>
+              <w:t>Comptabilité</w:t>
+            </w:r>
+            <w:proofErr w:type="spellEnd"/>
           </w:p>
         </w:tc>
         <w:tc>
@@ -2956,16 +4017,29 @@
                 <w:rFonts w:ascii="Arial" w:hAnsi="Arial" w:cs="Arial"/>
                 <w:sz w:val="18"/>
                 <w:szCs w:val="18"/>
-              </w:rPr>
-            </w:pPr>
-            <w:r>
-              <w:rPr>
-                <w:rFonts w:ascii="Arial" w:hAnsi="Arial" w:cs="Arial"/>
-                <w:sz w:val="18"/>
-                <w:szCs w:val="18"/>
-              </w:rPr>
-              <w:t>À nommer</w:t>
-            </w:r>
+                <w:highlight w:val="green"/>
+              </w:rPr>
+            </w:pPr>
+            <w:r>
+              <w:rPr>
+                <w:rFonts w:ascii="Arial" w:hAnsi="Arial" w:cs="Arial"/>
+                <w:sz w:val="18"/>
+                <w:szCs w:val="18"/>
+                <w:highlight w:val="green"/>
+              </w:rPr>
+              <w:t xml:space="preserve">À </w:t>
+            </w:r>
+            <w:proofErr w:type="spellStart"/>
+            <w:r>
+              <w:rPr>
+                <w:rFonts w:ascii="Arial" w:hAnsi="Arial" w:cs="Arial"/>
+                <w:sz w:val="18"/>
+                <w:szCs w:val="18"/>
+                <w:highlight w:val="green"/>
+              </w:rPr>
+              <w:t>nommer</w:t>
+            </w:r>
+            <w:proofErr w:type="spellEnd"/>
           </w:p>
         </w:tc>
         <w:tc>
@@ -2978,24 +4052,58 @@
                 <w:rFonts w:ascii="Arial" w:hAnsi="Arial" w:cs="Arial"/>
                 <w:sz w:val="18"/>
                 <w:szCs w:val="18"/>
-              </w:rPr>
-            </w:pPr>
-            <w:r>
-              <w:rPr>
-                <w:rFonts w:ascii="Arial" w:hAnsi="Arial" w:cs="Arial"/>
-                <w:sz w:val="18"/>
-                <w:szCs w:val="18"/>
-              </w:rPr>
-              <w:t xml:space="preserve">Données Comptables, </w:t>
-            </w:r>
-            <w:r>
-              <w:rPr>
-                <w:rFonts w:ascii="Arial" w:hAnsi="Arial" w:cs="Arial"/>
-                <w:sz w:val="18"/>
-                <w:szCs w:val="18"/>
+                <w:highlight w:val="green"/>
+              </w:rPr>
+            </w:pPr>
+            <w:r>
+              <w:rPr>
+                <w:rFonts w:ascii="Arial" w:hAnsi="Arial" w:cs="Arial"/>
+                <w:sz w:val="18"/>
+                <w:szCs w:val="18"/>
+                <w:highlight w:val="green"/>
+              </w:rPr>
+              <w:t xml:space="preserve">Données </w:t>
+            </w:r>
+            <w:proofErr w:type="spellStart"/>
+            <w:r>
+              <w:rPr>
+                <w:rFonts w:ascii="Arial" w:hAnsi="Arial" w:cs="Arial"/>
+                <w:sz w:val="18"/>
+                <w:szCs w:val="18"/>
+                <w:highlight w:val="green"/>
+              </w:rPr>
+              <w:t>Comptables</w:t>
+            </w:r>
+            <w:proofErr w:type="spellEnd"/>
+            <w:r>
+              <w:rPr>
+                <w:rFonts w:ascii="Arial" w:hAnsi="Arial" w:cs="Arial"/>
+                <w:sz w:val="18"/>
+                <w:szCs w:val="18"/>
+                <w:highlight w:val="green"/>
+              </w:rPr>
+              <w:t xml:space="preserve">, </w:t>
+            </w:r>
+            <w:proofErr w:type="spellStart"/>
+            <w:r>
+              <w:rPr>
+                <w:rFonts w:ascii="Arial" w:hAnsi="Arial" w:cs="Arial"/>
+                <w:sz w:val="18"/>
+                <w:szCs w:val="18"/>
+                <w:highlight w:val="green"/>
               </w:rPr>
               <w:lastRenderedPageBreak/>
-              <w:t>Écritures, Rapprochements</w:t>
+              <w:t>Écritures</w:t>
+            </w:r>
+            <w:proofErr w:type="spellEnd"/>
+            <w:r>
+              <w:rPr>
+                <w:rFonts w:ascii="Arial" w:hAnsi="Arial" w:cs="Arial"/>
+                <w:sz w:val="18"/>
+                <w:szCs w:val="18"/>
+                <w:highlight w:val="green"/>
+              </w:rPr>
+              <w:t>, Rapprochements</w:t>
             </w:r>
           </w:p>
         </w:tc>
@@ -3009,26 +4117,71 @@
                 <w:rFonts w:ascii="Arial" w:hAnsi="Arial" w:cs="Arial"/>
                 <w:sz w:val="18"/>
                 <w:szCs w:val="18"/>
-              </w:rPr>
-            </w:pPr>
-            <w:r>
-              <w:rPr>
-                <w:rFonts w:ascii="Arial" w:hAnsi="Arial" w:cs="Arial"/>
-                <w:sz w:val="18"/>
-                <w:szCs w:val="18"/>
+                <w:highlight w:val="green"/>
+              </w:rPr>
+            </w:pPr>
+            <w:r>
+              <w:rPr>
+                <w:rFonts w:ascii="Arial" w:hAnsi="Arial" w:cs="Arial"/>
+                <w:sz w:val="18"/>
+                <w:szCs w:val="18"/>
+                <w:highlight w:val="green"/>
               </w:rPr>
               <w:lastRenderedPageBreak/>
-              <w:t xml:space="preserve">À désigner selon </w:t>
-            </w:r>
-            <w:r>
-              <w:rPr>
-                <w:rFonts w:ascii="Arial" w:hAnsi="Arial" w:cs="Arial"/>
-                <w:sz w:val="18"/>
-                <w:szCs w:val="18"/>
+              <w:t xml:space="preserve">À </w:t>
+            </w:r>
+            <w:proofErr w:type="spellStart"/>
+            <w:r>
+              <w:rPr>
+                <w:rFonts w:ascii="Arial" w:hAnsi="Arial" w:cs="Arial"/>
+                <w:sz w:val="18"/>
+                <w:szCs w:val="18"/>
+                <w:highlight w:val="green"/>
+              </w:rPr>
+              <w:t>désigner</w:t>
+            </w:r>
+            <w:proofErr w:type="spellEnd"/>
+            <w:r>
+              <w:rPr>
+                <w:rFonts w:ascii="Arial" w:hAnsi="Arial" w:cs="Arial"/>
+                <w:sz w:val="18"/>
+                <w:szCs w:val="18"/>
+                <w:highlight w:val="green"/>
+              </w:rPr>
+              <w:t xml:space="preserve"> </w:t>
+            </w:r>
+            <w:proofErr w:type="spellStart"/>
+            <w:r>
+              <w:rPr>
+                <w:rFonts w:ascii="Arial" w:hAnsi="Arial" w:cs="Arial"/>
+                <w:sz w:val="18"/>
+                <w:szCs w:val="18"/>
+                <w:highlight w:val="green"/>
+              </w:rPr>
+              <w:t>selon</w:t>
+            </w:r>
+            <w:proofErr w:type="spellEnd"/>
+            <w:r>
+              <w:rPr>
+                <w:rFonts w:ascii="Arial" w:hAnsi="Arial" w:cs="Arial"/>
+                <w:sz w:val="18"/>
+                <w:szCs w:val="18"/>
+                <w:highlight w:val="green"/>
+              </w:rPr>
+              <w:t xml:space="preserve"> </w:t>
+            </w:r>
+            <w:proofErr w:type="spellStart"/>
+            <w:r>
+              <w:rPr>
+                <w:rFonts w:ascii="Arial" w:hAnsi="Arial" w:cs="Arial"/>
+                <w:sz w:val="18"/>
+                <w:szCs w:val="18"/>
+                <w:highlight w:val="green"/>
               </w:rPr>
               <w:lastRenderedPageBreak/>
               <w:t>périmètre</w:t>
             </w:r>
+            <w:proofErr w:type="spellEnd"/>
           </w:p>
         </w:tc>
       </w:tr>
@@ -3045,6 +4198,7 @@
                 <w:szCs w:val="18"/>
               </w:rPr>
             </w:pPr>
+            <w:proofErr w:type="spellStart"/>
             <w:r>
               <w:rPr>
                 <w:rFonts w:ascii="Arial" w:hAnsi="Arial" w:cs="Arial"/>
@@ -3052,7 +4206,16 @@
                 <w:szCs w:val="18"/>
               </w:rPr>
               <w:lastRenderedPageBreak/>
-              <w:t>Contrôle de Gestion</w:t>
+              <w:t>Contrôle</w:t>
+            </w:r>
+            <w:proofErr w:type="spellEnd"/>
+            <w:r>
+              <w:rPr>
+                <w:rFonts w:ascii="Arial" w:hAnsi="Arial" w:cs="Arial"/>
+                <w:sz w:val="18"/>
+                <w:szCs w:val="18"/>
+              </w:rPr>
+              <w:t xml:space="preserve"> de Gestion</w:t>
             </w:r>
           </w:p>
         </w:tc>
@@ -3068,13 +4231,23 @@
                 <w:szCs w:val="18"/>
               </w:rPr>
             </w:pPr>
-            <w:r>
-              <w:rPr>
-                <w:rFonts w:ascii="Arial" w:hAnsi="Arial" w:cs="Arial"/>
-                <w:sz w:val="18"/>
-                <w:szCs w:val="18"/>
-              </w:rPr>
-              <w:t>Contrôleur de Gestion Groupe</w:t>
+            <w:proofErr w:type="spellStart"/>
+            <w:r>
+              <w:rPr>
+                <w:rFonts w:ascii="Arial" w:hAnsi="Arial" w:cs="Arial"/>
+                <w:sz w:val="18"/>
+                <w:szCs w:val="18"/>
+              </w:rPr>
+              <w:t>Contrôleur</w:t>
+            </w:r>
+            <w:proofErr w:type="spellEnd"/>
+            <w:r>
+              <w:rPr>
+                <w:rFonts w:ascii="Arial" w:hAnsi="Arial" w:cs="Arial"/>
+                <w:sz w:val="18"/>
+                <w:szCs w:val="18"/>
+              </w:rPr>
+              <w:t xml:space="preserve"> de Gestion </w:t>
             </w:r>
           </w:p>
         </w:tc>
@@ -3096,8 +4269,18 @@
                 <w:sz w:val="18"/>
                 <w:szCs w:val="18"/>
               </w:rPr>
-              <w:t>À nommer</w:t>
-            </w:r>
+              <w:t xml:space="preserve">À </w:t>
+            </w:r>
+            <w:proofErr w:type="spellStart"/>
+            <w:r>
+              <w:rPr>
+                <w:rFonts w:ascii="Arial" w:hAnsi="Arial" w:cs="Arial"/>
+                <w:sz w:val="18"/>
+                <w:szCs w:val="18"/>
+              </w:rPr>
+              <w:t>nommer</w:t>
+            </w:r>
+            <w:proofErr w:type="spellEnd"/>
           </w:p>
         </w:tc>
         <w:tc>
@@ -3118,7 +4301,25 @@
                 <w:sz w:val="18"/>
                 <w:szCs w:val="18"/>
               </w:rPr>
-              <w:t>Données Analytiques, Reporting, Budgets</w:t>
+              <w:t xml:space="preserve">Données </w:t>
+            </w:r>
+            <w:proofErr w:type="spellStart"/>
+            <w:r>
+              <w:rPr>
+                <w:rFonts w:ascii="Arial" w:hAnsi="Arial" w:cs="Arial"/>
+                <w:sz w:val="18"/>
+                <w:szCs w:val="18"/>
+              </w:rPr>
+              <w:t>Analytiques</w:t>
+            </w:r>
+            <w:proofErr w:type="spellEnd"/>
+            <w:r>
+              <w:rPr>
+                <w:rFonts w:ascii="Arial" w:hAnsi="Arial" w:cs="Arial"/>
+                <w:sz w:val="18"/>
+                <w:szCs w:val="18"/>
+              </w:rPr>
+              <w:t>, Reporting, Budgets</w:t>
             </w:r>
           </w:p>
         </w:tc>
@@ -3140,8 +4341,54 @@
                 <w:sz w:val="18"/>
                 <w:szCs w:val="18"/>
               </w:rPr>
-              <w:t>À désigner selon périmètre</w:t>
-            </w:r>
+              <w:t xml:space="preserve">À </w:t>
+            </w:r>
+            <w:proofErr w:type="spellStart"/>
+            <w:r>
+              <w:rPr>
+                <w:rFonts w:ascii="Arial" w:hAnsi="Arial" w:cs="Arial"/>
+                <w:sz w:val="18"/>
+                <w:szCs w:val="18"/>
+              </w:rPr>
+              <w:t>désigner</w:t>
+            </w:r>
+            <w:proofErr w:type="spellEnd"/>
+            <w:r>
+              <w:rPr>
+                <w:rFonts w:ascii="Arial" w:hAnsi="Arial" w:cs="Arial"/>
+                <w:sz w:val="18"/>
+                <w:szCs w:val="18"/>
+              </w:rPr>
+              <w:t xml:space="preserve"> </w:t>
+            </w:r>
+            <w:proofErr w:type="spellStart"/>
+            <w:r>
+              <w:rPr>
+                <w:rFonts w:ascii="Arial" w:hAnsi="Arial" w:cs="Arial"/>
+                <w:sz w:val="18"/>
+                <w:szCs w:val="18"/>
+              </w:rPr>
+              <w:t>selon</w:t>
+            </w:r>
+            <w:proofErr w:type="spellEnd"/>
+            <w:r>
+              <w:rPr>
+                <w:rFonts w:ascii="Arial" w:hAnsi="Arial" w:cs="Arial"/>
+                <w:sz w:val="18"/>
+                <w:szCs w:val="18"/>
+              </w:rPr>
+              <w:t xml:space="preserve"> </w:t>
+            </w:r>
+            <w:proofErr w:type="spellStart"/>
+            <w:r>
+              <w:rPr>
+                <w:rFonts w:ascii="Arial" w:hAnsi="Arial" w:cs="Arial"/>
+                <w:sz w:val="18"/>
+                <w:szCs w:val="18"/>
+              </w:rPr>
+              <w:t>périmètre</w:t>
+            </w:r>
+            <w:proofErr w:type="spellEnd"/>
           </w:p>
         </w:tc>
       </w:tr>
@@ -3186,8 +4433,36 @@
                 <w:sz w:val="18"/>
                 <w:szCs w:val="18"/>
               </w:rPr>
-              <w:t>Directeur des Ressources Humaines</w:t>
-            </w:r>
+              <w:t xml:space="preserve">Directeur des </w:t>
+            </w:r>
+            <w:proofErr w:type="spellStart"/>
+            <w:r>
+              <w:rPr>
+                <w:rFonts w:ascii="Arial" w:hAnsi="Arial" w:cs="Arial"/>
+                <w:sz w:val="18"/>
+                <w:szCs w:val="18"/>
+              </w:rPr>
+              <w:t>Ressources</w:t>
+            </w:r>
+            <w:proofErr w:type="spellEnd"/>
+            <w:r>
+              <w:rPr>
+                <w:rFonts w:ascii="Arial" w:hAnsi="Arial" w:cs="Arial"/>
+                <w:sz w:val="18"/>
+                <w:szCs w:val="18"/>
+              </w:rPr>
+              <w:t xml:space="preserve"> </w:t>
+            </w:r>
+            <w:proofErr w:type="spellStart"/>
+            <w:r>
+              <w:rPr>
+                <w:rFonts w:ascii="Arial" w:hAnsi="Arial" w:cs="Arial"/>
+                <w:sz w:val="18"/>
+                <w:szCs w:val="18"/>
+              </w:rPr>
+              <w:t>Humaines</w:t>
+            </w:r>
+            <w:proofErr w:type="spellEnd"/>
           </w:p>
         </w:tc>
         <w:tc>
@@ -3208,8 +4483,18 @@
                 <w:sz w:val="18"/>
                 <w:szCs w:val="18"/>
               </w:rPr>
-              <w:t>À nommer</w:t>
-            </w:r>
+              <w:t xml:space="preserve">À </w:t>
+            </w:r>
+            <w:proofErr w:type="spellStart"/>
+            <w:r>
+              <w:rPr>
+                <w:rFonts w:ascii="Arial" w:hAnsi="Arial" w:cs="Arial"/>
+                <w:sz w:val="18"/>
+                <w:szCs w:val="18"/>
+              </w:rPr>
+              <w:t>nommer</w:t>
+            </w:r>
+            <w:proofErr w:type="spellEnd"/>
           </w:p>
         </w:tc>
         <w:tc>
@@ -3224,14 +4509,34 @@
                 <w:szCs w:val="18"/>
               </w:rPr>
             </w:pPr>
-            <w:r>
-              <w:rPr>
-                <w:rFonts w:ascii="Arial" w:hAnsi="Arial" w:cs="Arial"/>
-                <w:sz w:val="18"/>
-                <w:szCs w:val="18"/>
-              </w:rPr>
-              <w:t>Collaborateurs, Formation, Carrières</w:t>
-            </w:r>
+            <w:proofErr w:type="spellStart"/>
+            <w:r>
+              <w:rPr>
+                <w:rFonts w:ascii="Arial" w:hAnsi="Arial" w:cs="Arial"/>
+                <w:sz w:val="18"/>
+                <w:szCs w:val="18"/>
+              </w:rPr>
+              <w:t>Collaborateurs</w:t>
+            </w:r>
+            <w:proofErr w:type="spellEnd"/>
+            <w:r>
+              <w:rPr>
+                <w:rFonts w:ascii="Arial" w:hAnsi="Arial" w:cs="Arial"/>
+                <w:sz w:val="18"/>
+                <w:szCs w:val="18"/>
+              </w:rPr>
+              <w:t xml:space="preserve">, Formation, </w:t>
+            </w:r>
+            <w:proofErr w:type="spellStart"/>
+            <w:r>
+              <w:rPr>
+                <w:rFonts w:ascii="Arial" w:hAnsi="Arial" w:cs="Arial"/>
+                <w:sz w:val="18"/>
+                <w:szCs w:val="18"/>
+              </w:rPr>
+              <w:t>Carrières</w:t>
+            </w:r>
+            <w:proofErr w:type="spellEnd"/>
           </w:p>
         </w:tc>
         <w:tc>
@@ -3252,8 +4557,54 @@
                 <w:sz w:val="18"/>
                 <w:szCs w:val="18"/>
               </w:rPr>
-              <w:t>À désigner selon périmètre</w:t>
-            </w:r>
+              <w:t xml:space="preserve">À </w:t>
+            </w:r>
+            <w:proofErr w:type="spellStart"/>
+            <w:r>
+              <w:rPr>
+                <w:rFonts w:ascii="Arial" w:hAnsi="Arial" w:cs="Arial"/>
+                <w:sz w:val="18"/>
+                <w:szCs w:val="18"/>
+              </w:rPr>
+              <w:t>désigner</w:t>
+            </w:r>
+            <w:proofErr w:type="spellEnd"/>
+            <w:r>
+              <w:rPr>
+                <w:rFonts w:ascii="Arial" w:hAnsi="Arial" w:cs="Arial"/>
+                <w:sz w:val="18"/>
+                <w:szCs w:val="18"/>
+              </w:rPr>
+              <w:t xml:space="preserve"> </w:t>
+            </w:r>
+            <w:proofErr w:type="spellStart"/>
+            <w:r>
+              <w:rPr>
+                <w:rFonts w:ascii="Arial" w:hAnsi="Arial" w:cs="Arial"/>
+                <w:sz w:val="18"/>
+                <w:szCs w:val="18"/>
+              </w:rPr>
+              <w:t>selon</w:t>
+            </w:r>
+            <w:proofErr w:type="spellEnd"/>
+            <w:r>
+              <w:rPr>
+                <w:rFonts w:ascii="Arial" w:hAnsi="Arial" w:cs="Arial"/>
+                <w:sz w:val="18"/>
+                <w:szCs w:val="18"/>
+              </w:rPr>
+              <w:t xml:space="preserve"> </w:t>
+            </w:r>
+            <w:proofErr w:type="spellStart"/>
+            <w:r>
+              <w:rPr>
+                <w:rFonts w:ascii="Arial" w:hAnsi="Arial" w:cs="Arial"/>
+                <w:sz w:val="18"/>
+                <w:szCs w:val="18"/>
+              </w:rPr>
+              <w:t>périmètre</w:t>
+            </w:r>
+            <w:proofErr w:type="spellEnd"/>
           </w:p>
         </w:tc>
       </w:tr>
@@ -3298,8 +4649,36 @@
                 <w:sz w:val="18"/>
                 <w:szCs w:val="18"/>
               </w:rPr>
-              <w:t>Directeur des Systèmes d’Information</w:t>
-            </w:r>
+              <w:t xml:space="preserve">Directeur des </w:t>
+            </w:r>
+            <w:proofErr w:type="spellStart"/>
+            <w:r>
+              <w:rPr>
+                <w:rFonts w:ascii="Arial" w:hAnsi="Arial" w:cs="Arial"/>
+                <w:sz w:val="18"/>
+                <w:szCs w:val="18"/>
+              </w:rPr>
+              <w:t>Systèmes</w:t>
+            </w:r>
+            <w:proofErr w:type="spellEnd"/>
+            <w:r>
+              <w:rPr>
+                <w:rFonts w:ascii="Arial" w:hAnsi="Arial" w:cs="Arial"/>
+                <w:sz w:val="18"/>
+                <w:szCs w:val="18"/>
+              </w:rPr>
+              <w:t xml:space="preserve"> </w:t>
+            </w:r>
+            <w:proofErr w:type="spellStart"/>
+            <w:r>
+              <w:rPr>
+                <w:rFonts w:ascii="Arial" w:hAnsi="Arial" w:cs="Arial"/>
+                <w:sz w:val="18"/>
+                <w:szCs w:val="18"/>
+              </w:rPr>
+              <w:t>d’Information</w:t>
+            </w:r>
+            <w:proofErr w:type="spellEnd"/>
           </w:p>
         </w:tc>
         <w:tc>
@@ -3320,8 +4699,18 @@
                 <w:sz w:val="18"/>
                 <w:szCs w:val="18"/>
               </w:rPr>
-              <w:t>À nommer</w:t>
-            </w:r>
+              <w:t xml:space="preserve">À </w:t>
+            </w:r>
+            <w:proofErr w:type="spellStart"/>
+            <w:r>
+              <w:rPr>
+                <w:rFonts w:ascii="Arial" w:hAnsi="Arial" w:cs="Arial"/>
+                <w:sz w:val="18"/>
+                <w:szCs w:val="18"/>
+              </w:rPr>
+              <w:t>nommer</w:t>
+            </w:r>
+            <w:proofErr w:type="spellEnd"/>
           </w:p>
         </w:tc>
         <w:tc>
@@ -3336,14 +4725,52 @@
                 <w:szCs w:val="18"/>
               </w:rPr>
             </w:pPr>
-            <w:r>
-              <w:rPr>
-                <w:rFonts w:ascii="Arial" w:hAnsi="Arial" w:cs="Arial"/>
-                <w:sz w:val="18"/>
-                <w:szCs w:val="18"/>
-              </w:rPr>
-              <w:t>Utilisateurs SI, Matériel IT, Actifs IT, Licences</w:t>
-            </w:r>
+            <w:proofErr w:type="spellStart"/>
+            <w:r>
+              <w:rPr>
+                <w:rFonts w:ascii="Arial" w:hAnsi="Arial" w:cs="Arial"/>
+                <w:sz w:val="18"/>
+                <w:szCs w:val="18"/>
+              </w:rPr>
+              <w:t>Utilisateurs</w:t>
+            </w:r>
+            <w:proofErr w:type="spellEnd"/>
+            <w:r>
+              <w:rPr>
+                <w:rFonts w:ascii="Arial" w:hAnsi="Arial" w:cs="Arial"/>
+                <w:sz w:val="18"/>
+                <w:szCs w:val="18"/>
+              </w:rPr>
+              <w:t xml:space="preserve"> SI, Matériel IT, </w:t>
+            </w:r>
+            <w:proofErr w:type="spellStart"/>
+            <w:r>
+              <w:rPr>
+                <w:rFonts w:ascii="Arial" w:hAnsi="Arial" w:cs="Arial"/>
+                <w:sz w:val="18"/>
+                <w:szCs w:val="18"/>
+              </w:rPr>
+              <w:t>Actifs</w:t>
+            </w:r>
+            <w:proofErr w:type="spellEnd"/>
+            <w:r>
+              <w:rPr>
+                <w:rFonts w:ascii="Arial" w:hAnsi="Arial" w:cs="Arial"/>
+                <w:sz w:val="18"/>
+                <w:szCs w:val="18"/>
+              </w:rPr>
+              <w:t xml:space="preserve"> IT, </w:t>
+            </w:r>
+            <w:proofErr w:type="spellStart"/>
+            <w:r>
+              <w:rPr>
+                <w:rFonts w:ascii="Arial" w:hAnsi="Arial" w:cs="Arial"/>
+                <w:sz w:val="18"/>
+                <w:szCs w:val="18"/>
+              </w:rPr>
+              <w:t>Licences</w:t>
+            </w:r>
+            <w:proofErr w:type="spellEnd"/>
           </w:p>
         </w:tc>
         <w:tc>
@@ -3364,8 +4791,54 @@
                 <w:sz w:val="18"/>
                 <w:szCs w:val="18"/>
               </w:rPr>
-              <w:t>À désigner selon périmètre</w:t>
-            </w:r>
+              <w:t xml:space="preserve">À </w:t>
+            </w:r>
+            <w:proofErr w:type="spellStart"/>
+            <w:r>
+              <w:rPr>
+                <w:rFonts w:ascii="Arial" w:hAnsi="Arial" w:cs="Arial"/>
+                <w:sz w:val="18"/>
+                <w:szCs w:val="18"/>
+              </w:rPr>
+              <w:t>désigner</w:t>
+            </w:r>
+            <w:proofErr w:type="spellEnd"/>
+            <w:r>
+              <w:rPr>
+                <w:rFonts w:ascii="Arial" w:hAnsi="Arial" w:cs="Arial"/>
+                <w:sz w:val="18"/>
+                <w:szCs w:val="18"/>
+              </w:rPr>
+              <w:t xml:space="preserve"> </w:t>
+            </w:r>
+            <w:proofErr w:type="spellStart"/>
+            <w:r>
+              <w:rPr>
+                <w:rFonts w:ascii="Arial" w:hAnsi="Arial" w:cs="Arial"/>
+                <w:sz w:val="18"/>
+                <w:szCs w:val="18"/>
+              </w:rPr>
+              <w:t>selon</w:t>
+            </w:r>
+            <w:proofErr w:type="spellEnd"/>
+            <w:r>
+              <w:rPr>
+                <w:rFonts w:ascii="Arial" w:hAnsi="Arial" w:cs="Arial"/>
+                <w:sz w:val="18"/>
+                <w:szCs w:val="18"/>
+              </w:rPr>
+              <w:t xml:space="preserve"> </w:t>
+            </w:r>
+            <w:proofErr w:type="spellStart"/>
+            <w:r>
+              <w:rPr>
+                <w:rFonts w:ascii="Arial" w:hAnsi="Arial" w:cs="Arial"/>
+                <w:sz w:val="18"/>
+                <w:szCs w:val="18"/>
+              </w:rPr>
+              <w:t>périmètre</w:t>
+            </w:r>
+            <w:proofErr w:type="spellEnd"/>
           </w:p>
         </w:tc>
       </w:tr>
@@ -3432,8 +4905,18 @@
                 <w:sz w:val="18"/>
                 <w:szCs w:val="18"/>
               </w:rPr>
-              <w:t>À nommer</w:t>
-            </w:r>
+              <w:t xml:space="preserve">À </w:t>
+            </w:r>
+            <w:proofErr w:type="spellStart"/>
+            <w:r>
+              <w:rPr>
+                <w:rFonts w:ascii="Arial" w:hAnsi="Arial" w:cs="Arial"/>
+                <w:sz w:val="18"/>
+                <w:szCs w:val="18"/>
+              </w:rPr>
+              <w:t>nommer</w:t>
+            </w:r>
+            <w:proofErr w:type="spellEnd"/>
           </w:p>
         </w:tc>
         <w:tc>
@@ -3454,8 +4937,36 @@
                 <w:sz w:val="18"/>
                 <w:szCs w:val="18"/>
               </w:rPr>
-              <w:t>Données HSE, Données RSE, Conformité Environnementale</w:t>
-            </w:r>
+              <w:t xml:space="preserve">Données HSE, Données RSE, </w:t>
+            </w:r>
+            <w:proofErr w:type="spellStart"/>
+            <w:r>
+              <w:rPr>
+                <w:rFonts w:ascii="Arial" w:hAnsi="Arial" w:cs="Arial"/>
+                <w:sz w:val="18"/>
+                <w:szCs w:val="18"/>
+              </w:rPr>
+              <w:t>Conformité</w:t>
+            </w:r>
+            <w:proofErr w:type="spellEnd"/>
+            <w:r>
+              <w:rPr>
+                <w:rFonts w:ascii="Arial" w:hAnsi="Arial" w:cs="Arial"/>
+                <w:sz w:val="18"/>
+                <w:szCs w:val="18"/>
+              </w:rPr>
+              <w:t xml:space="preserve"> </w:t>
+            </w:r>
+            <w:proofErr w:type="spellStart"/>
+            <w:r>
+              <w:rPr>
+                <w:rFonts w:ascii="Arial" w:hAnsi="Arial" w:cs="Arial"/>
+                <w:sz w:val="18"/>
+                <w:szCs w:val="18"/>
+              </w:rPr>
+              <w:t>Environnementale</w:t>
+            </w:r>
+            <w:proofErr w:type="spellEnd"/>
           </w:p>
         </w:tc>
         <w:tc>
@@ -3476,8 +4987,54 @@
                 <w:sz w:val="18"/>
                 <w:szCs w:val="18"/>
               </w:rPr>
-              <w:t>À désigner selon périmètre</w:t>
-            </w:r>
+              <w:t xml:space="preserve">À </w:t>
+            </w:r>
+            <w:proofErr w:type="spellStart"/>
+            <w:r>
+              <w:rPr>
+                <w:rFonts w:ascii="Arial" w:hAnsi="Arial" w:cs="Arial"/>
+                <w:sz w:val="18"/>
+                <w:szCs w:val="18"/>
+              </w:rPr>
+              <w:t>désigner</w:t>
+            </w:r>
+            <w:proofErr w:type="spellEnd"/>
+            <w:r>
+              <w:rPr>
+                <w:rFonts w:ascii="Arial" w:hAnsi="Arial" w:cs="Arial"/>
+                <w:sz w:val="18"/>
+                <w:szCs w:val="18"/>
+              </w:rPr>
+              <w:t xml:space="preserve"> </w:t>
+            </w:r>
+            <w:proofErr w:type="spellStart"/>
+            <w:r>
+              <w:rPr>
+                <w:rFonts w:ascii="Arial" w:hAnsi="Arial" w:cs="Arial"/>
+                <w:sz w:val="18"/>
+                <w:szCs w:val="18"/>
+              </w:rPr>
+              <w:t>selon</w:t>
+            </w:r>
+            <w:proofErr w:type="spellEnd"/>
+            <w:r>
+              <w:rPr>
+                <w:rFonts w:ascii="Arial" w:hAnsi="Arial" w:cs="Arial"/>
+                <w:sz w:val="18"/>
+                <w:szCs w:val="18"/>
+              </w:rPr>
+              <w:t xml:space="preserve"> </w:t>
+            </w:r>
+            <w:proofErr w:type="spellStart"/>
+            <w:r>
+              <w:rPr>
+                <w:rFonts w:ascii="Arial" w:hAnsi="Arial" w:cs="Arial"/>
+                <w:sz w:val="18"/>
+                <w:szCs w:val="18"/>
+              </w:rPr>
+              <w:t>périmètre</w:t>
+            </w:r>
+            <w:proofErr w:type="spellEnd"/>
           </w:p>
         </w:tc>
       </w:tr>
@@ -3494,14 +5051,34 @@
                 <w:szCs w:val="18"/>
               </w:rPr>
             </w:pPr>
-            <w:r>
-              <w:rPr>
-                <w:rFonts w:ascii="Arial" w:hAnsi="Arial" w:cs="Arial"/>
-                <w:sz w:val="18"/>
-                <w:szCs w:val="18"/>
-              </w:rPr>
-              <w:t>Moyens Généraux</w:t>
-            </w:r>
+            <w:proofErr w:type="spellStart"/>
+            <w:r>
+              <w:rPr>
+                <w:rFonts w:ascii="Arial" w:hAnsi="Arial" w:cs="Arial"/>
+                <w:sz w:val="18"/>
+                <w:szCs w:val="18"/>
+              </w:rPr>
+              <w:t>Moyens</w:t>
+            </w:r>
+            <w:proofErr w:type="spellEnd"/>
+            <w:r>
+              <w:rPr>
+                <w:rFonts w:ascii="Arial" w:hAnsi="Arial" w:cs="Arial"/>
+                <w:sz w:val="18"/>
+                <w:szCs w:val="18"/>
+              </w:rPr>
+              <w:t xml:space="preserve"> </w:t>
+            </w:r>
+            <w:proofErr w:type="spellStart"/>
+            <w:r>
+              <w:rPr>
+                <w:rFonts w:ascii="Arial" w:hAnsi="Arial" w:cs="Arial"/>
+                <w:sz w:val="18"/>
+                <w:szCs w:val="18"/>
+              </w:rPr>
+              <w:t>Généraux</w:t>
+            </w:r>
+            <w:proofErr w:type="spellEnd"/>
           </w:p>
         </w:tc>
         <w:tc>
@@ -3516,14 +5093,52 @@
                 <w:szCs w:val="18"/>
               </w:rPr>
             </w:pPr>
-            <w:r>
-              <w:rPr>
-                <w:rFonts w:ascii="Arial" w:hAnsi="Arial" w:cs="Arial"/>
-                <w:sz w:val="18"/>
-                <w:szCs w:val="18"/>
-              </w:rPr>
-              <w:t>Responsable Moyens Généraux</w:t>
-            </w:r>
+            <w:proofErr w:type="spellStart"/>
+            <w:r>
+              <w:rPr>
+                <w:rFonts w:ascii="Arial" w:hAnsi="Arial" w:cs="Arial"/>
+                <w:sz w:val="18"/>
+                <w:szCs w:val="18"/>
+              </w:rPr>
+              <w:t>Responsable</w:t>
+            </w:r>
+            <w:proofErr w:type="spellEnd"/>
+            <w:r>
+              <w:rPr>
+                <w:rFonts w:ascii="Arial" w:hAnsi="Arial" w:cs="Arial"/>
+                <w:sz w:val="18"/>
+                <w:szCs w:val="18"/>
+              </w:rPr>
+              <w:t xml:space="preserve"> </w:t>
+            </w:r>
+            <w:proofErr w:type="spellStart"/>
+            <w:r>
+              <w:rPr>
+                <w:rFonts w:ascii="Arial" w:hAnsi="Arial" w:cs="Arial"/>
+                <w:sz w:val="18"/>
+                <w:szCs w:val="18"/>
+              </w:rPr>
+              <w:t>Moyens</w:t>
+            </w:r>
+            <w:proofErr w:type="spellEnd"/>
+            <w:r>
+              <w:rPr>
+                <w:rFonts w:ascii="Arial" w:hAnsi="Arial" w:cs="Arial"/>
+                <w:sz w:val="18"/>
+                <w:szCs w:val="18"/>
+              </w:rPr>
+              <w:t xml:space="preserve"> </w:t>
+            </w:r>
+            <w:proofErr w:type="spellStart"/>
+            <w:r>
+              <w:rPr>
+                <w:rFonts w:ascii="Arial" w:hAnsi="Arial" w:cs="Arial"/>
+                <w:sz w:val="18"/>
+                <w:szCs w:val="18"/>
+              </w:rPr>
+              <w:t>Généraux</w:t>
+            </w:r>
+            <w:proofErr w:type="spellEnd"/>
           </w:p>
         </w:tc>
         <w:tc>
@@ -3544,8 +5159,18 @@
                 <w:sz w:val="18"/>
                 <w:szCs w:val="18"/>
               </w:rPr>
-              <w:t>À nommer</w:t>
-            </w:r>
+              <w:t xml:space="preserve">À </w:t>
+            </w:r>
+            <w:proofErr w:type="spellStart"/>
+            <w:r>
+              <w:rPr>
+                <w:rFonts w:ascii="Arial" w:hAnsi="Arial" w:cs="Arial"/>
+                <w:sz w:val="18"/>
+                <w:szCs w:val="18"/>
+              </w:rPr>
+              <w:t>nommer</w:t>
+            </w:r>
+            <w:proofErr w:type="spellEnd"/>
           </w:p>
         </w:tc>
         <w:tc>
@@ -3560,14 +5185,106 @@
                 <w:szCs w:val="18"/>
               </w:rPr>
             </w:pPr>
-            <w:r>
-              <w:rPr>
-                <w:rFonts w:ascii="Arial" w:hAnsi="Arial" w:cs="Arial"/>
-                <w:sz w:val="18"/>
-                <w:szCs w:val="18"/>
-              </w:rPr>
-              <w:t>Actifs Immobiliers, Flotte Véhicules, Équipements, Consommables</w:t>
-            </w:r>
+            <w:proofErr w:type="spellStart"/>
+            <w:r>
+              <w:rPr>
+                <w:rFonts w:ascii="Arial" w:hAnsi="Arial" w:cs="Arial"/>
+                <w:sz w:val="18"/>
+                <w:szCs w:val="18"/>
+              </w:rPr>
+              <w:t>Actifs</w:t>
+            </w:r>
+            <w:proofErr w:type="spellEnd"/>
+            <w:r>
+              <w:rPr>
+                <w:rFonts w:ascii="Arial" w:hAnsi="Arial" w:cs="Arial"/>
+                <w:sz w:val="18"/>
+                <w:szCs w:val="18"/>
+              </w:rPr>
+              <w:t xml:space="preserve"> </w:t>
+            </w:r>
+            <w:proofErr w:type="spellStart"/>
+            <w:r>
+              <w:rPr>
+                <w:rFonts w:ascii="Arial" w:hAnsi="Arial" w:cs="Arial"/>
+                <w:sz w:val="18"/>
+                <w:szCs w:val="18"/>
+              </w:rPr>
+              <w:t>Immobiliers</w:t>
+            </w:r>
+            <w:proofErr w:type="spellEnd"/>
+            <w:r>
+              <w:rPr>
+                <w:rFonts w:ascii="Arial" w:hAnsi="Arial" w:cs="Arial"/>
+                <w:sz w:val="18"/>
+                <w:szCs w:val="18"/>
+              </w:rPr>
+              <w:t xml:space="preserve">, </w:t>
+            </w:r>
+            <w:proofErr w:type="spellStart"/>
+            <w:r>
+              <w:rPr>
+                <w:rFonts w:ascii="Arial" w:hAnsi="Arial" w:cs="Arial"/>
+                <w:sz w:val="18"/>
+                <w:szCs w:val="18"/>
+              </w:rPr>
+              <w:t>Flotte</w:t>
+            </w:r>
+            <w:proofErr w:type="spellEnd"/>
+            <w:r>
+              <w:rPr>
+                <w:rFonts w:ascii="Arial" w:hAnsi="Arial" w:cs="Arial"/>
+                <w:sz w:val="18"/>
+                <w:szCs w:val="18"/>
+              </w:rPr>
+              <w:t xml:space="preserve"> </w:t>
+            </w:r>
+            <w:proofErr w:type="spellStart"/>
+            <w:r>
+              <w:rPr>
+                <w:rFonts w:ascii="Arial" w:hAnsi="Arial" w:cs="Arial"/>
+                <w:sz w:val="18"/>
+                <w:szCs w:val="18"/>
+              </w:rPr>
+              <w:t>Véhicules</w:t>
+            </w:r>
+            <w:proofErr w:type="spellEnd"/>
+            <w:r>
+              <w:rPr>
+                <w:rFonts w:ascii="Arial" w:hAnsi="Arial" w:cs="Arial"/>
+                <w:sz w:val="18"/>
+                <w:szCs w:val="18"/>
+              </w:rPr>
+              <w:t xml:space="preserve">, </w:t>
+            </w:r>
+            <w:proofErr w:type="spellStart"/>
+            <w:r>
+              <w:rPr>
+                <w:rFonts w:ascii="Arial" w:hAnsi="Arial" w:cs="Arial"/>
+                <w:sz w:val="18"/>
+                <w:szCs w:val="18"/>
+              </w:rPr>
+              <w:t>Équipements</w:t>
+            </w:r>
+            <w:proofErr w:type="spellEnd"/>
+            <w:r>
+              <w:rPr>
+                <w:rFonts w:ascii="Arial" w:hAnsi="Arial" w:cs="Arial"/>
+                <w:sz w:val="18"/>
+                <w:szCs w:val="18"/>
+              </w:rPr>
+              <w:t xml:space="preserve">, </w:t>
+            </w:r>
+            <w:proofErr w:type="spellStart"/>
+            <w:r>
+              <w:rPr>
+                <w:rFonts w:ascii="Arial" w:hAnsi="Arial" w:cs="Arial"/>
+                <w:sz w:val="18"/>
+                <w:szCs w:val="18"/>
+              </w:rPr>
+              <w:t>Consommables</w:t>
+            </w:r>
+            <w:proofErr w:type="spellEnd"/>
           </w:p>
         </w:tc>
         <w:tc>
@@ -3588,8 +5305,54 @@
                 <w:sz w:val="18"/>
                 <w:szCs w:val="18"/>
               </w:rPr>
-              <w:t>À désigner selon périmètre</w:t>
-            </w:r>
+              <w:t xml:space="preserve">À </w:t>
+            </w:r>
+            <w:proofErr w:type="spellStart"/>
+            <w:r>
+              <w:rPr>
+                <w:rFonts w:ascii="Arial" w:hAnsi="Arial" w:cs="Arial"/>
+                <w:sz w:val="18"/>
+                <w:szCs w:val="18"/>
+              </w:rPr>
+              <w:t>désigner</w:t>
+            </w:r>
+            <w:proofErr w:type="spellEnd"/>
+            <w:r>
+              <w:rPr>
+                <w:rFonts w:ascii="Arial" w:hAnsi="Arial" w:cs="Arial"/>
+                <w:sz w:val="18"/>
+                <w:szCs w:val="18"/>
+              </w:rPr>
+              <w:t xml:space="preserve"> </w:t>
+            </w:r>
+            <w:proofErr w:type="spellStart"/>
+            <w:r>
+              <w:rPr>
+                <w:rFonts w:ascii="Arial" w:hAnsi="Arial" w:cs="Arial"/>
+                <w:sz w:val="18"/>
+                <w:szCs w:val="18"/>
+              </w:rPr>
+              <w:t>selon</w:t>
+            </w:r>
+            <w:proofErr w:type="spellEnd"/>
+            <w:r>
+              <w:rPr>
+                <w:rFonts w:ascii="Arial" w:hAnsi="Arial" w:cs="Arial"/>
+                <w:sz w:val="18"/>
+                <w:szCs w:val="18"/>
+              </w:rPr>
+              <w:t xml:space="preserve"> </w:t>
+            </w:r>
+            <w:proofErr w:type="spellStart"/>
+            <w:r>
+              <w:rPr>
+                <w:rFonts w:ascii="Arial" w:hAnsi="Arial" w:cs="Arial"/>
+                <w:sz w:val="18"/>
+                <w:szCs w:val="18"/>
+              </w:rPr>
+              <w:t>périmètre</w:t>
+            </w:r>
+            <w:proofErr w:type="spellEnd"/>
           </w:p>
         </w:tc>
       </w:tr>
@@ -3724,6 +5487,7 @@
                 <w:szCs w:val="18"/>
               </w:rPr>
             </w:pPr>
+            <w:proofErr w:type="spellStart"/>
             <w:r>
               <w:rPr>
                 <w:rFonts w:ascii="Arial" w:hAnsi="Arial" w:cs="Arial"/>
@@ -3734,6 +5498,7 @@
               </w:rPr>
               <w:t>Qualité</w:t>
             </w:r>
+            <w:proofErr w:type="spellEnd"/>
           </w:p>
         </w:tc>
         <w:tc>
@@ -3752,6 +5517,7 @@
                 <w:szCs w:val="18"/>
               </w:rPr>
             </w:pPr>
+            <w:proofErr w:type="spellStart"/>
             <w:r>
               <w:rPr>
                 <w:rFonts w:ascii="Arial" w:hAnsi="Arial" w:cs="Arial"/>
@@ -3761,6 +5527,7 @@
               </w:rPr>
               <w:t>Rôle</w:t>
             </w:r>
+            <w:proofErr w:type="spellEnd"/>
             <w:r>
               <w:rPr>
                 <w:rFonts w:ascii="Arial" w:hAnsi="Arial" w:cs="Arial"/>
@@ -3818,6 +5585,7 @@
                 <w:szCs w:val="18"/>
               </w:rPr>
             </w:pPr>
+            <w:proofErr w:type="spellStart"/>
             <w:r>
               <w:rPr>
                 <w:rFonts w:ascii="Arial" w:hAnsi="Arial" w:cs="Arial"/>
@@ -3828,6 +5596,7 @@
               </w:rPr>
               <w:t>Statut</w:t>
             </w:r>
+            <w:proofErr w:type="spellEnd"/>
           </w:p>
         </w:tc>
       </w:tr>
@@ -3850,8 +5619,36 @@
                 <w:sz w:val="18"/>
                 <w:szCs w:val="18"/>
               </w:rPr>
-              <w:t>DG Délégué Opérations</w:t>
-            </w:r>
+              <w:t xml:space="preserve">DG </w:t>
+            </w:r>
+            <w:proofErr w:type="spellStart"/>
+            <w:r>
+              <w:rPr>
+                <w:rFonts w:ascii="Arial" w:hAnsi="Arial" w:cs="Arial"/>
+                <w:sz w:val="18"/>
+                <w:szCs w:val="18"/>
+              </w:rPr>
+              <w:t>Délégué</w:t>
+            </w:r>
+            <w:proofErr w:type="spellEnd"/>
+            <w:r>
+              <w:rPr>
+                <w:rFonts w:ascii="Arial" w:hAnsi="Arial" w:cs="Arial"/>
+                <w:sz w:val="18"/>
+                <w:szCs w:val="18"/>
+              </w:rPr>
+              <w:t xml:space="preserve"> </w:t>
+            </w:r>
+            <w:proofErr w:type="spellStart"/>
+            <w:r>
+              <w:rPr>
+                <w:rFonts w:ascii="Arial" w:hAnsi="Arial" w:cs="Arial"/>
+                <w:sz w:val="18"/>
+                <w:szCs w:val="18"/>
+              </w:rPr>
+              <w:t>Opérations</w:t>
+            </w:r>
+            <w:proofErr w:type="spellEnd"/>
           </w:p>
         </w:tc>
         <w:tc>
@@ -3872,8 +5669,18 @@
                 <w:sz w:val="18"/>
                 <w:szCs w:val="18"/>
               </w:rPr>
-              <w:t>Sponsor exécutif</w:t>
-            </w:r>
+              <w:t xml:space="preserve">Sponsor </w:t>
+            </w:r>
+            <w:proofErr w:type="spellStart"/>
+            <w:r>
+              <w:rPr>
+                <w:rFonts w:ascii="Arial" w:hAnsi="Arial" w:cs="Arial"/>
+                <w:sz w:val="18"/>
+                <w:szCs w:val="18"/>
+              </w:rPr>
+              <w:t>exécutif</w:t>
+            </w:r>
+            <w:proofErr w:type="spellEnd"/>
           </w:p>
         </w:tc>
         <w:tc>
@@ -3888,14 +5695,62 @@
                 <w:szCs w:val="18"/>
               </w:rPr>
             </w:pPr>
-            <w:r>
-              <w:rPr>
-                <w:rFonts w:ascii="Arial" w:hAnsi="Arial" w:cs="Arial"/>
-                <w:sz w:val="18"/>
-                <w:szCs w:val="18"/>
-              </w:rPr>
-              <w:t>Président d’honneur : Sponsor stratégique</w:t>
-            </w:r>
+            <w:proofErr w:type="spellStart"/>
+            <w:r>
+              <w:rPr>
+                <w:rFonts w:ascii="Arial" w:hAnsi="Arial" w:cs="Arial"/>
+                <w:sz w:val="18"/>
+                <w:szCs w:val="18"/>
+              </w:rPr>
+              <w:t>Président</w:t>
+            </w:r>
+            <w:proofErr w:type="spellEnd"/>
+            <w:r>
+              <w:rPr>
+                <w:rFonts w:ascii="Arial" w:hAnsi="Arial" w:cs="Arial"/>
+                <w:sz w:val="18"/>
+                <w:szCs w:val="18"/>
+              </w:rPr>
+              <w:t xml:space="preserve"> </w:t>
+            </w:r>
+            <w:proofErr w:type="spellStart"/>
+            <w:proofErr w:type="gramStart"/>
+            <w:r>
+              <w:rPr>
+                <w:rFonts w:ascii="Arial" w:hAnsi="Arial" w:cs="Arial"/>
+                <w:sz w:val="18"/>
+                <w:szCs w:val="18"/>
+              </w:rPr>
+              <w:t>d’honneur</w:t>
+            </w:r>
+            <w:proofErr w:type="spellEnd"/>
+            <w:r>
+              <w:rPr>
+                <w:rFonts w:ascii="Arial" w:hAnsi="Arial" w:cs="Arial"/>
+                <w:sz w:val="18"/>
+                <w:szCs w:val="18"/>
+              </w:rPr>
+              <w:t xml:space="preserve"> :</w:t>
+            </w:r>
+            <w:proofErr w:type="gramEnd"/>
+            <w:r>
+              <w:rPr>
+                <w:rFonts w:ascii="Arial" w:hAnsi="Arial" w:cs="Arial"/>
+                <w:sz w:val="18"/>
+                <w:szCs w:val="18"/>
+              </w:rPr>
+              <w:t xml:space="preserve"> Sponsor </w:t>
+            </w:r>
+            <w:proofErr w:type="spellStart"/>
+            <w:r>
+              <w:rPr>
+                <w:rFonts w:ascii="Arial" w:hAnsi="Arial" w:cs="Arial"/>
+                <w:sz w:val="18"/>
+                <w:szCs w:val="18"/>
+              </w:rPr>
+              <w:t>stratégique</w:t>
+            </w:r>
+            <w:proofErr w:type="spellEnd"/>
           </w:p>
         </w:tc>
         <w:tc>
@@ -3910,13 +5765,23 @@
                 <w:szCs w:val="18"/>
               </w:rPr>
             </w:pPr>
-            <w:r>
-              <w:rPr>
-                <w:rFonts w:ascii="Arial" w:hAnsi="Arial" w:cs="Arial"/>
-                <w:sz w:val="18"/>
-                <w:szCs w:val="18"/>
-              </w:rPr>
-              <w:t>Membre permanent</w:t>
+            <w:proofErr w:type="spellStart"/>
+            <w:r>
+              <w:rPr>
+                <w:rFonts w:ascii="Arial" w:hAnsi="Arial" w:cs="Arial"/>
+                <w:sz w:val="18"/>
+                <w:szCs w:val="18"/>
+              </w:rPr>
+              <w:t>Membre</w:t>
+            </w:r>
+            <w:proofErr w:type="spellEnd"/>
+            <w:r>
+              <w:rPr>
+                <w:rFonts w:ascii="Arial" w:hAnsi="Arial" w:cs="Arial"/>
+                <w:sz w:val="18"/>
+                <w:szCs w:val="18"/>
+              </w:rPr>
+              <w:t xml:space="preserve"> permanent</w:t>
             </w:r>
           </w:p>
         </w:tc>
@@ -3956,14 +5821,34 @@
                 <w:szCs w:val="18"/>
               </w:rPr>
             </w:pPr>
-            <w:r>
-              <w:rPr>
-                <w:rFonts w:ascii="Arial" w:hAnsi="Arial" w:cs="Arial"/>
-                <w:sz w:val="18"/>
-                <w:szCs w:val="18"/>
-              </w:rPr>
-              <w:t>Président opérationnel</w:t>
-            </w:r>
+            <w:proofErr w:type="spellStart"/>
+            <w:r>
+              <w:rPr>
+                <w:rFonts w:ascii="Arial" w:hAnsi="Arial" w:cs="Arial"/>
+                <w:sz w:val="18"/>
+                <w:szCs w:val="18"/>
+              </w:rPr>
+              <w:t>Président</w:t>
+            </w:r>
+            <w:proofErr w:type="spellEnd"/>
+            <w:r>
+              <w:rPr>
+                <w:rFonts w:ascii="Arial" w:hAnsi="Arial" w:cs="Arial"/>
+                <w:sz w:val="18"/>
+                <w:szCs w:val="18"/>
+              </w:rPr>
+              <w:t xml:space="preserve"> </w:t>
+            </w:r>
+            <w:proofErr w:type="spellStart"/>
+            <w:r>
+              <w:rPr>
+                <w:rFonts w:ascii="Arial" w:hAnsi="Arial" w:cs="Arial"/>
+                <w:sz w:val="18"/>
+                <w:szCs w:val="18"/>
+              </w:rPr>
+              <w:t>opérationnel</w:t>
+            </w:r>
+            <w:proofErr w:type="spellEnd"/>
           </w:p>
         </w:tc>
         <w:tc>
@@ -3984,7 +5869,25 @@
                 <w:sz w:val="18"/>
                 <w:szCs w:val="18"/>
               </w:rPr>
-              <w:t>Animation des travaux et ordre du jour</w:t>
+              <w:t xml:space="preserve">Animation des travaux et </w:t>
+            </w:r>
+            <w:proofErr w:type="spellStart"/>
+            <w:r>
+              <w:rPr>
+                <w:rFonts w:ascii="Arial" w:hAnsi="Arial" w:cs="Arial"/>
+                <w:sz w:val="18"/>
+                <w:szCs w:val="18"/>
+              </w:rPr>
+              <w:t>ordre</w:t>
+            </w:r>
+            <w:proofErr w:type="spellEnd"/>
+            <w:r>
+              <w:rPr>
+                <w:rFonts w:ascii="Arial" w:hAnsi="Arial" w:cs="Arial"/>
+                <w:sz w:val="18"/>
+                <w:szCs w:val="18"/>
+              </w:rPr>
+              <w:t xml:space="preserve"> du jour</w:t>
             </w:r>
           </w:p>
         </w:tc>
@@ -4000,13 +5903,23 @@
                 <w:szCs w:val="18"/>
               </w:rPr>
             </w:pPr>
-            <w:r>
-              <w:rPr>
-                <w:rFonts w:ascii="Arial" w:hAnsi="Arial" w:cs="Arial"/>
-                <w:sz w:val="18"/>
-                <w:szCs w:val="18"/>
-              </w:rPr>
-              <w:t>Membre permanent</w:t>
+            <w:proofErr w:type="spellStart"/>
+            <w:r>
+              <w:rPr>
+                <w:rFonts w:ascii="Arial" w:hAnsi="Arial" w:cs="Arial"/>
+                <w:sz w:val="18"/>
+                <w:szCs w:val="18"/>
+              </w:rPr>
+              <w:t>Membre</w:t>
+            </w:r>
+            <w:proofErr w:type="spellEnd"/>
+            <w:r>
+              <w:rPr>
+                <w:rFonts w:ascii="Arial" w:hAnsi="Arial" w:cs="Arial"/>
+                <w:sz w:val="18"/>
+                <w:szCs w:val="18"/>
+              </w:rPr>
+              <w:t xml:space="preserve"> permanent</w:t>
             </w:r>
           </w:p>
         </w:tc>
@@ -4022,13 +5935,15 @@
                 <w:rFonts w:ascii="Arial" w:hAnsi="Arial" w:cs="Arial"/>
                 <w:sz w:val="18"/>
                 <w:szCs w:val="18"/>
-              </w:rPr>
-            </w:pPr>
-            <w:r>
-              <w:rPr>
-                <w:rFonts w:ascii="Arial" w:hAnsi="Arial" w:cs="Arial"/>
-                <w:sz w:val="18"/>
-                <w:szCs w:val="18"/>
+                <w:highlight w:val="green"/>
+              </w:rPr>
+            </w:pPr>
+            <w:r>
+              <w:rPr>
+                <w:rFonts w:ascii="Arial" w:hAnsi="Arial" w:cs="Arial"/>
+                <w:sz w:val="18"/>
+                <w:szCs w:val="18"/>
+                <w:highlight w:val="green"/>
               </w:rPr>
               <w:t>DAF</w:t>
             </w:r>
@@ -4044,13 +5959,15 @@
                 <w:rFonts w:ascii="Arial" w:hAnsi="Arial" w:cs="Arial"/>
                 <w:sz w:val="18"/>
                 <w:szCs w:val="18"/>
-              </w:rPr>
-            </w:pPr>
-            <w:r>
-              <w:rPr>
-                <w:rFonts w:ascii="Arial" w:hAnsi="Arial" w:cs="Arial"/>
-                <w:sz w:val="18"/>
-                <w:szCs w:val="18"/>
+                <w:highlight w:val="green"/>
+              </w:rPr>
+            </w:pPr>
+            <w:r>
+              <w:rPr>
+                <w:rFonts w:ascii="Arial" w:hAnsi="Arial" w:cs="Arial"/>
+                <w:sz w:val="18"/>
+                <w:szCs w:val="18"/>
+                <w:highlight w:val="green"/>
               </w:rPr>
               <w:t>Data Owner Finance</w:t>
             </w:r>
@@ -4066,15 +5983,48 @@
                 <w:rFonts w:ascii="Arial" w:hAnsi="Arial" w:cs="Arial"/>
                 <w:sz w:val="18"/>
                 <w:szCs w:val="18"/>
-              </w:rPr>
-            </w:pPr>
-            <w:r>
-              <w:rPr>
-                <w:rFonts w:ascii="Arial" w:hAnsi="Arial" w:cs="Arial"/>
-                <w:sz w:val="18"/>
-                <w:szCs w:val="18"/>
-              </w:rPr>
-              <w:t>Représentation domaine Finance</w:t>
+                <w:highlight w:val="green"/>
+              </w:rPr>
+            </w:pPr>
+            <w:proofErr w:type="spellStart"/>
+            <w:r>
+              <w:rPr>
+                <w:rFonts w:ascii="Arial" w:hAnsi="Arial" w:cs="Arial"/>
+                <w:sz w:val="18"/>
+                <w:szCs w:val="18"/>
+                <w:highlight w:val="green"/>
+              </w:rPr>
+              <w:t>Représentation</w:t>
+            </w:r>
+            <w:proofErr w:type="spellEnd"/>
+            <w:r>
+              <w:rPr>
+                <w:rFonts w:ascii="Arial" w:hAnsi="Arial" w:cs="Arial"/>
+                <w:sz w:val="18"/>
+                <w:szCs w:val="18"/>
+                <w:highlight w:val="green"/>
+              </w:rPr>
+              <w:t xml:space="preserve"> </w:t>
+            </w:r>
+            <w:proofErr w:type="spellStart"/>
+            <w:r>
+              <w:rPr>
+                <w:rFonts w:ascii="Arial" w:hAnsi="Arial" w:cs="Arial"/>
+                <w:sz w:val="18"/>
+                <w:szCs w:val="18"/>
+                <w:highlight w:val="green"/>
+              </w:rPr>
+              <w:t>domaine</w:t>
+            </w:r>
+            <w:proofErr w:type="spellEnd"/>
+            <w:r>
+              <w:rPr>
+                <w:rFonts w:ascii="Arial" w:hAnsi="Arial" w:cs="Arial"/>
+                <w:sz w:val="18"/>
+                <w:szCs w:val="18"/>
+                <w:highlight w:val="green"/>
+              </w:rPr>
+              <w:t xml:space="preserve"> Finance</w:t>
             </w:r>
           </w:p>
         </w:tc>
@@ -4088,15 +6038,28 @@
                 <w:rFonts w:ascii="Arial" w:hAnsi="Arial" w:cs="Arial"/>
                 <w:sz w:val="18"/>
                 <w:szCs w:val="18"/>
-              </w:rPr>
-            </w:pPr>
-            <w:r>
-              <w:rPr>
-                <w:rFonts w:ascii="Arial" w:hAnsi="Arial" w:cs="Arial"/>
-                <w:sz w:val="18"/>
-                <w:szCs w:val="18"/>
-              </w:rPr>
-              <w:t>Membre permanent</w:t>
+                <w:highlight w:val="green"/>
+              </w:rPr>
+            </w:pPr>
+            <w:proofErr w:type="spellStart"/>
+            <w:r>
+              <w:rPr>
+                <w:rFonts w:ascii="Arial" w:hAnsi="Arial" w:cs="Arial"/>
+                <w:sz w:val="18"/>
+                <w:szCs w:val="18"/>
+                <w:highlight w:val="green"/>
+              </w:rPr>
+              <w:t>Membre</w:t>
+            </w:r>
+            <w:proofErr w:type="spellEnd"/>
+            <w:r>
+              <w:rPr>
+                <w:rFonts w:ascii="Arial" w:hAnsi="Arial" w:cs="Arial"/>
+                <w:sz w:val="18"/>
+                <w:szCs w:val="18"/>
+                <w:highlight w:val="green"/>
+              </w:rPr>
+              <w:t xml:space="preserve"> permanent</w:t>
             </w:r>
           </w:p>
         </w:tc>
@@ -4158,13 +6121,23 @@
                 <w:szCs w:val="18"/>
               </w:rPr>
             </w:pPr>
-            <w:r>
-              <w:rPr>
-                <w:rFonts w:ascii="Arial" w:hAnsi="Arial" w:cs="Arial"/>
-                <w:sz w:val="18"/>
-                <w:szCs w:val="18"/>
-              </w:rPr>
-              <w:t>Représentation BU Retail</w:t>
+            <w:proofErr w:type="spellStart"/>
+            <w:r>
+              <w:rPr>
+                <w:rFonts w:ascii="Arial" w:hAnsi="Arial" w:cs="Arial"/>
+                <w:sz w:val="18"/>
+                <w:szCs w:val="18"/>
+              </w:rPr>
+              <w:t>Représentation</w:t>
+            </w:r>
+            <w:proofErr w:type="spellEnd"/>
+            <w:r>
+              <w:rPr>
+                <w:rFonts w:ascii="Arial" w:hAnsi="Arial" w:cs="Arial"/>
+                <w:sz w:val="18"/>
+                <w:szCs w:val="18"/>
+              </w:rPr>
+              <w:t xml:space="preserve"> BU Retail</w:t>
             </w:r>
           </w:p>
         </w:tc>
@@ -4180,13 +6153,23 @@
                 <w:szCs w:val="18"/>
               </w:rPr>
             </w:pPr>
-            <w:r>
-              <w:rPr>
-                <w:rFonts w:ascii="Arial" w:hAnsi="Arial" w:cs="Arial"/>
-                <w:sz w:val="18"/>
-                <w:szCs w:val="18"/>
-              </w:rPr>
-              <w:t>Membre permanent</w:t>
+            <w:proofErr w:type="spellStart"/>
+            <w:r>
+              <w:rPr>
+                <w:rFonts w:ascii="Arial" w:hAnsi="Arial" w:cs="Arial"/>
+                <w:sz w:val="18"/>
+                <w:szCs w:val="18"/>
+              </w:rPr>
+              <w:t>Membre</w:t>
+            </w:r>
+            <w:proofErr w:type="spellEnd"/>
+            <w:r>
+              <w:rPr>
+                <w:rFonts w:ascii="Arial" w:hAnsi="Arial" w:cs="Arial"/>
+                <w:sz w:val="18"/>
+                <w:szCs w:val="18"/>
+              </w:rPr>
+              <w:t xml:space="preserve"> permanent</w:t>
             </w:r>
           </w:p>
         </w:tc>
@@ -4210,8 +6193,18 @@
                 <w:sz w:val="18"/>
                 <w:szCs w:val="18"/>
               </w:rPr>
-              <w:t>Directeur BU Internationale</w:t>
-            </w:r>
+              <w:t xml:space="preserve">Directeur BU </w:t>
+            </w:r>
+            <w:proofErr w:type="spellStart"/>
+            <w:r>
+              <w:rPr>
+                <w:rFonts w:ascii="Arial" w:hAnsi="Arial" w:cs="Arial"/>
+                <w:sz w:val="18"/>
+                <w:szCs w:val="18"/>
+              </w:rPr>
+              <w:t>Internationale</w:t>
+            </w:r>
+            <w:proofErr w:type="spellEnd"/>
           </w:p>
         </w:tc>
         <w:tc>
@@ -4232,8 +6225,18 @@
                 <w:sz w:val="18"/>
                 <w:szCs w:val="18"/>
               </w:rPr>
-              <w:t>Data Owner BU Internationale</w:t>
-            </w:r>
+              <w:t xml:space="preserve">Data Owner BU </w:t>
+            </w:r>
+            <w:proofErr w:type="spellStart"/>
+            <w:r>
+              <w:rPr>
+                <w:rFonts w:ascii="Arial" w:hAnsi="Arial" w:cs="Arial"/>
+                <w:sz w:val="18"/>
+                <w:szCs w:val="18"/>
+              </w:rPr>
+              <w:t>Internationale</w:t>
+            </w:r>
+            <w:proofErr w:type="spellEnd"/>
           </w:p>
         </w:tc>
         <w:tc>
@@ -4248,14 +6251,34 @@
                 <w:szCs w:val="18"/>
               </w:rPr>
             </w:pPr>
-            <w:r>
-              <w:rPr>
-                <w:rFonts w:ascii="Arial" w:hAnsi="Arial" w:cs="Arial"/>
-                <w:sz w:val="18"/>
-                <w:szCs w:val="18"/>
-              </w:rPr>
-              <w:t>Représentation BU Internationale</w:t>
-            </w:r>
+            <w:proofErr w:type="spellStart"/>
+            <w:r>
+              <w:rPr>
+                <w:rFonts w:ascii="Arial" w:hAnsi="Arial" w:cs="Arial"/>
+                <w:sz w:val="18"/>
+                <w:szCs w:val="18"/>
+              </w:rPr>
+              <w:t>Représentation</w:t>
+            </w:r>
+            <w:proofErr w:type="spellEnd"/>
+            <w:r>
+              <w:rPr>
+                <w:rFonts w:ascii="Arial" w:hAnsi="Arial" w:cs="Arial"/>
+                <w:sz w:val="18"/>
+                <w:szCs w:val="18"/>
+              </w:rPr>
+              <w:t xml:space="preserve"> BU </w:t>
+            </w:r>
+            <w:proofErr w:type="spellStart"/>
+            <w:r>
+              <w:rPr>
+                <w:rFonts w:ascii="Arial" w:hAnsi="Arial" w:cs="Arial"/>
+                <w:sz w:val="18"/>
+                <w:szCs w:val="18"/>
+              </w:rPr>
+              <w:t>Internationale</w:t>
+            </w:r>
+            <w:proofErr w:type="spellEnd"/>
           </w:p>
         </w:tc>
         <w:tc>
@@ -4270,13 +6293,23 @@
                 <w:szCs w:val="18"/>
               </w:rPr>
             </w:pPr>
-            <w:r>
-              <w:rPr>
-                <w:rFonts w:ascii="Arial" w:hAnsi="Arial" w:cs="Arial"/>
-                <w:sz w:val="18"/>
-                <w:szCs w:val="18"/>
-              </w:rPr>
-              <w:t>Membre permanent</w:t>
+            <w:proofErr w:type="spellStart"/>
+            <w:r>
+              <w:rPr>
+                <w:rFonts w:ascii="Arial" w:hAnsi="Arial" w:cs="Arial"/>
+                <w:sz w:val="18"/>
+                <w:szCs w:val="18"/>
+              </w:rPr>
+              <w:t>Membre</w:t>
+            </w:r>
+            <w:proofErr w:type="spellEnd"/>
+            <w:r>
+              <w:rPr>
+                <w:rFonts w:ascii="Arial" w:hAnsi="Arial" w:cs="Arial"/>
+                <w:sz w:val="18"/>
+                <w:szCs w:val="18"/>
+              </w:rPr>
+              <w:t xml:space="preserve"> permanent</w:t>
             </w:r>
           </w:p>
         </w:tc>
@@ -4300,8 +6333,18 @@
                 <w:sz w:val="18"/>
                 <w:szCs w:val="18"/>
               </w:rPr>
-              <w:t>Directeur BU Projet</w:t>
-            </w:r>
+              <w:t xml:space="preserve">Directeur BU </w:t>
+            </w:r>
+            <w:proofErr w:type="spellStart"/>
+            <w:r>
+              <w:rPr>
+                <w:rFonts w:ascii="Arial" w:hAnsi="Arial" w:cs="Arial"/>
+                <w:sz w:val="18"/>
+                <w:szCs w:val="18"/>
+              </w:rPr>
+              <w:t>Projet</w:t>
+            </w:r>
+            <w:proofErr w:type="spellEnd"/>
           </w:p>
         </w:tc>
         <w:tc>
@@ -4322,8 +6365,18 @@
                 <w:sz w:val="18"/>
                 <w:szCs w:val="18"/>
               </w:rPr>
-              <w:t>Data Owner BU Projet</w:t>
-            </w:r>
+              <w:t xml:space="preserve">Data Owner BU </w:t>
+            </w:r>
+            <w:proofErr w:type="spellStart"/>
+            <w:r>
+              <w:rPr>
+                <w:rFonts w:ascii="Arial" w:hAnsi="Arial" w:cs="Arial"/>
+                <w:sz w:val="18"/>
+                <w:szCs w:val="18"/>
+              </w:rPr>
+              <w:t>Projet</w:t>
+            </w:r>
+            <w:proofErr w:type="spellEnd"/>
           </w:p>
         </w:tc>
         <w:tc>
@@ -4338,14 +6391,34 @@
                 <w:szCs w:val="18"/>
               </w:rPr>
             </w:pPr>
-            <w:r>
-              <w:rPr>
-                <w:rFonts w:ascii="Arial" w:hAnsi="Arial" w:cs="Arial"/>
-                <w:sz w:val="18"/>
-                <w:szCs w:val="18"/>
-              </w:rPr>
-              <w:t>Représentation BU Projet</w:t>
-            </w:r>
+            <w:proofErr w:type="spellStart"/>
+            <w:r>
+              <w:rPr>
+                <w:rFonts w:ascii="Arial" w:hAnsi="Arial" w:cs="Arial"/>
+                <w:sz w:val="18"/>
+                <w:szCs w:val="18"/>
+              </w:rPr>
+              <w:t>Représentation</w:t>
+            </w:r>
+            <w:proofErr w:type="spellEnd"/>
+            <w:r>
+              <w:rPr>
+                <w:rFonts w:ascii="Arial" w:hAnsi="Arial" w:cs="Arial"/>
+                <w:sz w:val="18"/>
+                <w:szCs w:val="18"/>
+              </w:rPr>
+              <w:t xml:space="preserve"> BU </w:t>
+            </w:r>
+            <w:proofErr w:type="spellStart"/>
+            <w:r>
+              <w:rPr>
+                <w:rFonts w:ascii="Arial" w:hAnsi="Arial" w:cs="Arial"/>
+                <w:sz w:val="18"/>
+                <w:szCs w:val="18"/>
+              </w:rPr>
+              <w:t>Projet</w:t>
+            </w:r>
+            <w:proofErr w:type="spellEnd"/>
           </w:p>
         </w:tc>
         <w:tc>
@@ -4360,13 +6433,23 @@
                 <w:szCs w:val="18"/>
               </w:rPr>
             </w:pPr>
-            <w:r>
-              <w:rPr>
-                <w:rFonts w:ascii="Arial" w:hAnsi="Arial" w:cs="Arial"/>
-                <w:sz w:val="18"/>
-                <w:szCs w:val="18"/>
-              </w:rPr>
-              <w:t>Membre permanent</w:t>
+            <w:proofErr w:type="spellStart"/>
+            <w:r>
+              <w:rPr>
+                <w:rFonts w:ascii="Arial" w:hAnsi="Arial" w:cs="Arial"/>
+                <w:sz w:val="18"/>
+                <w:szCs w:val="18"/>
+              </w:rPr>
+              <w:t>Membre</w:t>
+            </w:r>
+            <w:proofErr w:type="spellEnd"/>
+            <w:r>
+              <w:rPr>
+                <w:rFonts w:ascii="Arial" w:hAnsi="Arial" w:cs="Arial"/>
+                <w:sz w:val="18"/>
+                <w:szCs w:val="18"/>
+              </w:rPr>
+              <w:t xml:space="preserve"> permanent</w:t>
             </w:r>
           </w:p>
         </w:tc>
@@ -4390,8 +6473,18 @@
                 <w:sz w:val="18"/>
                 <w:szCs w:val="18"/>
               </w:rPr>
-              <w:t>Directeur BU Industrie</w:t>
-            </w:r>
+              <w:t xml:space="preserve">Directeur BU </w:t>
+            </w:r>
+            <w:proofErr w:type="spellStart"/>
+            <w:r>
+              <w:rPr>
+                <w:rFonts w:ascii="Arial" w:hAnsi="Arial" w:cs="Arial"/>
+                <w:sz w:val="18"/>
+                <w:szCs w:val="18"/>
+              </w:rPr>
+              <w:t>Industrie</w:t>
+            </w:r>
+            <w:proofErr w:type="spellEnd"/>
           </w:p>
         </w:tc>
         <w:tc>
@@ -4412,8 +6505,18 @@
                 <w:sz w:val="18"/>
                 <w:szCs w:val="18"/>
               </w:rPr>
-              <w:t>Data Owner BU Industrie</w:t>
-            </w:r>
+              <w:t xml:space="preserve">Data Owner BU </w:t>
+            </w:r>
+            <w:proofErr w:type="spellStart"/>
+            <w:r>
+              <w:rPr>
+                <w:rFonts w:ascii="Arial" w:hAnsi="Arial" w:cs="Arial"/>
+                <w:sz w:val="18"/>
+                <w:szCs w:val="18"/>
+              </w:rPr>
+              <w:t>Industrie</w:t>
+            </w:r>
+            <w:proofErr w:type="spellEnd"/>
           </w:p>
         </w:tc>
         <w:tc>
@@ -4428,14 +6531,34 @@
                 <w:szCs w:val="18"/>
               </w:rPr>
             </w:pPr>
-            <w:r>
-              <w:rPr>
-                <w:rFonts w:ascii="Arial" w:hAnsi="Arial" w:cs="Arial"/>
-                <w:sz w:val="18"/>
-                <w:szCs w:val="18"/>
-              </w:rPr>
-              <w:t>Représentation BU Industrie</w:t>
-            </w:r>
+            <w:proofErr w:type="spellStart"/>
+            <w:r>
+              <w:rPr>
+                <w:rFonts w:ascii="Arial" w:hAnsi="Arial" w:cs="Arial"/>
+                <w:sz w:val="18"/>
+                <w:szCs w:val="18"/>
+              </w:rPr>
+              <w:t>Représentation</w:t>
+            </w:r>
+            <w:proofErr w:type="spellEnd"/>
+            <w:r>
+              <w:rPr>
+                <w:rFonts w:ascii="Arial" w:hAnsi="Arial" w:cs="Arial"/>
+                <w:sz w:val="18"/>
+                <w:szCs w:val="18"/>
+              </w:rPr>
+              <w:t xml:space="preserve"> BU </w:t>
+            </w:r>
+            <w:proofErr w:type="spellStart"/>
+            <w:r>
+              <w:rPr>
+                <w:rFonts w:ascii="Arial" w:hAnsi="Arial" w:cs="Arial"/>
+                <w:sz w:val="18"/>
+                <w:szCs w:val="18"/>
+              </w:rPr>
+              <w:t>Industrie</w:t>
+            </w:r>
+            <w:proofErr w:type="spellEnd"/>
           </w:p>
         </w:tc>
         <w:tc>
@@ -4450,13 +6573,23 @@
                 <w:szCs w:val="18"/>
               </w:rPr>
             </w:pPr>
-            <w:r>
-              <w:rPr>
-                <w:rFonts w:ascii="Arial" w:hAnsi="Arial" w:cs="Arial"/>
-                <w:sz w:val="18"/>
-                <w:szCs w:val="18"/>
-              </w:rPr>
-              <w:t>Membre permanent</w:t>
+            <w:proofErr w:type="spellStart"/>
+            <w:r>
+              <w:rPr>
+                <w:rFonts w:ascii="Arial" w:hAnsi="Arial" w:cs="Arial"/>
+                <w:sz w:val="18"/>
+                <w:szCs w:val="18"/>
+              </w:rPr>
+              <w:t>Membre</w:t>
+            </w:r>
+            <w:proofErr w:type="spellEnd"/>
+            <w:r>
+              <w:rPr>
+                <w:rFonts w:ascii="Arial" w:hAnsi="Arial" w:cs="Arial"/>
+                <w:sz w:val="18"/>
+                <w:szCs w:val="18"/>
+              </w:rPr>
+              <w:t xml:space="preserve"> permanent</w:t>
             </w:r>
           </w:p>
         </w:tc>
@@ -4480,7 +6613,25 @@
                 <w:sz w:val="18"/>
                 <w:szCs w:val="18"/>
               </w:rPr>
-              <w:t>Directeur Achats &amp; Supply Chain</w:t>
+              <w:t xml:space="preserve">Directeur </w:t>
+            </w:r>
+            <w:proofErr w:type="spellStart"/>
+            <w:r>
+              <w:rPr>
+                <w:rFonts w:ascii="Arial" w:hAnsi="Arial" w:cs="Arial"/>
+                <w:sz w:val="18"/>
+                <w:szCs w:val="18"/>
+              </w:rPr>
+              <w:t>Achats</w:t>
+            </w:r>
+            <w:proofErr w:type="spellEnd"/>
+            <w:r>
+              <w:rPr>
+                <w:rFonts w:ascii="Arial" w:hAnsi="Arial" w:cs="Arial"/>
+                <w:sz w:val="18"/>
+                <w:szCs w:val="18"/>
+              </w:rPr>
+              <w:t xml:space="preserve"> &amp; Supply Chain</w:t>
             </w:r>
           </w:p>
         </w:tc>
@@ -4502,8 +6653,18 @@
                 <w:sz w:val="18"/>
                 <w:szCs w:val="18"/>
               </w:rPr>
-              <w:t>Data Owner Achats</w:t>
-            </w:r>
+              <w:t xml:space="preserve">Data Owner </w:t>
+            </w:r>
+            <w:proofErr w:type="spellStart"/>
+            <w:r>
+              <w:rPr>
+                <w:rFonts w:ascii="Arial" w:hAnsi="Arial" w:cs="Arial"/>
+                <w:sz w:val="18"/>
+                <w:szCs w:val="18"/>
+              </w:rPr>
+              <w:t>Achats</w:t>
+            </w:r>
+            <w:proofErr w:type="spellEnd"/>
           </w:p>
         </w:tc>
         <w:tc>
@@ -4518,13 +6679,59 @@
                 <w:szCs w:val="18"/>
               </w:rPr>
             </w:pPr>
-            <w:r>
-              <w:rPr>
-                <w:rFonts w:ascii="Arial" w:hAnsi="Arial" w:cs="Arial"/>
-                <w:sz w:val="18"/>
-                <w:szCs w:val="18"/>
-              </w:rPr>
-              <w:t>Représentation domaine Achats &amp; Supply Chain</w:t>
+            <w:proofErr w:type="spellStart"/>
+            <w:r>
+              <w:rPr>
+                <w:rFonts w:ascii="Arial" w:hAnsi="Arial" w:cs="Arial"/>
+                <w:sz w:val="18"/>
+                <w:szCs w:val="18"/>
+              </w:rPr>
+              <w:t>Représentation</w:t>
+            </w:r>
+            <w:proofErr w:type="spellEnd"/>
+            <w:r>
+              <w:rPr>
+                <w:rFonts w:ascii="Arial" w:hAnsi="Arial" w:cs="Arial"/>
+                <w:sz w:val="18"/>
+                <w:szCs w:val="18"/>
+              </w:rPr>
+              <w:t xml:space="preserve"> </w:t>
+            </w:r>
+            <w:proofErr w:type="spellStart"/>
+            <w:r>
+              <w:rPr>
+                <w:rFonts w:ascii="Arial" w:hAnsi="Arial" w:cs="Arial"/>
+                <w:sz w:val="18"/>
+                <w:szCs w:val="18"/>
+              </w:rPr>
+              <w:t>domaine</w:t>
+            </w:r>
+            <w:proofErr w:type="spellEnd"/>
+            <w:r>
+              <w:rPr>
+                <w:rFonts w:ascii="Arial" w:hAnsi="Arial" w:cs="Arial"/>
+                <w:sz w:val="18"/>
+                <w:szCs w:val="18"/>
+              </w:rPr>
+              <w:t xml:space="preserve"> </w:t>
+            </w:r>
+            <w:proofErr w:type="spellStart"/>
+            <w:r>
+              <w:rPr>
+                <w:rFonts w:ascii="Arial" w:hAnsi="Arial" w:cs="Arial"/>
+                <w:sz w:val="18"/>
+                <w:szCs w:val="18"/>
+              </w:rPr>
+              <w:t>Achats</w:t>
+            </w:r>
+            <w:proofErr w:type="spellEnd"/>
+            <w:r>
+              <w:rPr>
+                <w:rFonts w:ascii="Arial" w:hAnsi="Arial" w:cs="Arial"/>
+                <w:sz w:val="18"/>
+                <w:szCs w:val="18"/>
+              </w:rPr>
+              <w:t xml:space="preserve"> &amp; Supply Chain</w:t>
             </w:r>
           </w:p>
         </w:tc>
@@ -4540,13 +6747,23 @@
                 <w:szCs w:val="18"/>
               </w:rPr>
             </w:pPr>
-            <w:r>
-              <w:rPr>
-                <w:rFonts w:ascii="Arial" w:hAnsi="Arial" w:cs="Arial"/>
-                <w:sz w:val="18"/>
-                <w:szCs w:val="18"/>
-              </w:rPr>
-              <w:t>Membre permanent</w:t>
+            <w:proofErr w:type="spellStart"/>
+            <w:r>
+              <w:rPr>
+                <w:rFonts w:ascii="Arial" w:hAnsi="Arial" w:cs="Arial"/>
+                <w:sz w:val="18"/>
+                <w:szCs w:val="18"/>
+              </w:rPr>
+              <w:t>Membre</w:t>
+            </w:r>
+            <w:proofErr w:type="spellEnd"/>
+            <w:r>
+              <w:rPr>
+                <w:rFonts w:ascii="Arial" w:hAnsi="Arial" w:cs="Arial"/>
+                <w:sz w:val="18"/>
+                <w:szCs w:val="18"/>
+              </w:rPr>
+              <w:t xml:space="preserve"> permanent</w:t>
             </w:r>
           </w:p>
         </w:tc>
@@ -4608,13 +6825,41 @@
                 <w:szCs w:val="18"/>
               </w:rPr>
             </w:pPr>
-            <w:r>
-              <w:rPr>
-                <w:rFonts w:ascii="Arial" w:hAnsi="Arial" w:cs="Arial"/>
-                <w:sz w:val="18"/>
-                <w:szCs w:val="18"/>
-              </w:rPr>
-              <w:t>Représentation domaine RH</w:t>
+            <w:proofErr w:type="spellStart"/>
+            <w:r>
+              <w:rPr>
+                <w:rFonts w:ascii="Arial" w:hAnsi="Arial" w:cs="Arial"/>
+                <w:sz w:val="18"/>
+                <w:szCs w:val="18"/>
+              </w:rPr>
+              <w:t>Représentation</w:t>
+            </w:r>
+            <w:proofErr w:type="spellEnd"/>
+            <w:r>
+              <w:rPr>
+                <w:rFonts w:ascii="Arial" w:hAnsi="Arial" w:cs="Arial"/>
+                <w:sz w:val="18"/>
+                <w:szCs w:val="18"/>
+              </w:rPr>
+              <w:t xml:space="preserve"> </w:t>
+            </w:r>
+            <w:proofErr w:type="spellStart"/>
+            <w:r>
+              <w:rPr>
+                <w:rFonts w:ascii="Arial" w:hAnsi="Arial" w:cs="Arial"/>
+                <w:sz w:val="18"/>
+                <w:szCs w:val="18"/>
+              </w:rPr>
+              <w:t>domaine</w:t>
+            </w:r>
+            <w:proofErr w:type="spellEnd"/>
+            <w:r>
+              <w:rPr>
+                <w:rFonts w:ascii="Arial" w:hAnsi="Arial" w:cs="Arial"/>
+                <w:sz w:val="18"/>
+                <w:szCs w:val="18"/>
+              </w:rPr>
+              <w:t xml:space="preserve"> RH</w:t>
             </w:r>
           </w:p>
         </w:tc>
@@ -4630,13 +6875,23 @@
                 <w:szCs w:val="18"/>
               </w:rPr>
             </w:pPr>
-            <w:r>
-              <w:rPr>
-                <w:rFonts w:ascii="Arial" w:hAnsi="Arial" w:cs="Arial"/>
-                <w:sz w:val="18"/>
-                <w:szCs w:val="18"/>
-              </w:rPr>
-              <w:t>Membre permanent</w:t>
+            <w:proofErr w:type="spellStart"/>
+            <w:r>
+              <w:rPr>
+                <w:rFonts w:ascii="Arial" w:hAnsi="Arial" w:cs="Arial"/>
+                <w:sz w:val="18"/>
+                <w:szCs w:val="18"/>
+              </w:rPr>
+              <w:t>Membre</w:t>
+            </w:r>
+            <w:proofErr w:type="spellEnd"/>
+            <w:r>
+              <w:rPr>
+                <w:rFonts w:ascii="Arial" w:hAnsi="Arial" w:cs="Arial"/>
+                <w:sz w:val="18"/>
+                <w:szCs w:val="18"/>
+              </w:rPr>
+              <w:t xml:space="preserve"> permanent</w:t>
             </w:r>
           </w:p>
         </w:tc>
@@ -4698,13 +6953,41 @@
                 <w:szCs w:val="18"/>
               </w:rPr>
             </w:pPr>
-            <w:r>
-              <w:rPr>
-                <w:rFonts w:ascii="Arial" w:hAnsi="Arial" w:cs="Arial"/>
-                <w:sz w:val="18"/>
-                <w:szCs w:val="18"/>
-              </w:rPr>
-              <w:t>Représentation domaine HSE &amp; RSE</w:t>
+            <w:proofErr w:type="spellStart"/>
+            <w:r>
+              <w:rPr>
+                <w:rFonts w:ascii="Arial" w:hAnsi="Arial" w:cs="Arial"/>
+                <w:sz w:val="18"/>
+                <w:szCs w:val="18"/>
+              </w:rPr>
+              <w:t>Représentation</w:t>
+            </w:r>
+            <w:proofErr w:type="spellEnd"/>
+            <w:r>
+              <w:rPr>
+                <w:rFonts w:ascii="Arial" w:hAnsi="Arial" w:cs="Arial"/>
+                <w:sz w:val="18"/>
+                <w:szCs w:val="18"/>
+              </w:rPr>
+              <w:t xml:space="preserve"> </w:t>
+            </w:r>
+            <w:proofErr w:type="spellStart"/>
+            <w:r>
+              <w:rPr>
+                <w:rFonts w:ascii="Arial" w:hAnsi="Arial" w:cs="Arial"/>
+                <w:sz w:val="18"/>
+                <w:szCs w:val="18"/>
+              </w:rPr>
+              <w:t>domaine</w:t>
+            </w:r>
+            <w:proofErr w:type="spellEnd"/>
+            <w:r>
+              <w:rPr>
+                <w:rFonts w:ascii="Arial" w:hAnsi="Arial" w:cs="Arial"/>
+                <w:sz w:val="18"/>
+                <w:szCs w:val="18"/>
+              </w:rPr>
+              <w:t xml:space="preserve"> HSE &amp; RSE</w:t>
             </w:r>
           </w:p>
         </w:tc>
@@ -4720,13 +7003,23 @@
                 <w:szCs w:val="18"/>
               </w:rPr>
             </w:pPr>
-            <w:r>
-              <w:rPr>
-                <w:rFonts w:ascii="Arial" w:hAnsi="Arial" w:cs="Arial"/>
-                <w:sz w:val="18"/>
-                <w:szCs w:val="18"/>
-              </w:rPr>
-              <w:t>Membre permanent</w:t>
+            <w:proofErr w:type="spellStart"/>
+            <w:r>
+              <w:rPr>
+                <w:rFonts w:ascii="Arial" w:hAnsi="Arial" w:cs="Arial"/>
+                <w:sz w:val="18"/>
+                <w:szCs w:val="18"/>
+              </w:rPr>
+              <w:t>Membre</w:t>
+            </w:r>
+            <w:proofErr w:type="spellEnd"/>
+            <w:r>
+              <w:rPr>
+                <w:rFonts w:ascii="Arial" w:hAnsi="Arial" w:cs="Arial"/>
+                <w:sz w:val="18"/>
+                <w:szCs w:val="18"/>
+              </w:rPr>
+              <w:t xml:space="preserve"> permanent</w:t>
             </w:r>
           </w:p>
         </w:tc>
@@ -4742,16 +7035,40 @@
                 <w:rFonts w:ascii="Arial" w:hAnsi="Arial" w:cs="Arial"/>
                 <w:sz w:val="18"/>
                 <w:szCs w:val="18"/>
-              </w:rPr>
-            </w:pPr>
-            <w:r>
-              <w:rPr>
-                <w:rFonts w:ascii="Arial" w:hAnsi="Arial" w:cs="Arial"/>
-                <w:sz w:val="18"/>
-                <w:szCs w:val="18"/>
-              </w:rPr>
-              <w:t>Responsable Comptabilité</w:t>
-            </w:r>
+                <w:highlight w:val="green"/>
+              </w:rPr>
+            </w:pPr>
+            <w:proofErr w:type="spellStart"/>
+            <w:r>
+              <w:rPr>
+                <w:rFonts w:ascii="Arial" w:hAnsi="Arial" w:cs="Arial"/>
+                <w:sz w:val="18"/>
+                <w:szCs w:val="18"/>
+                <w:highlight w:val="green"/>
+              </w:rPr>
+              <w:t>Responsable</w:t>
+            </w:r>
+            <w:proofErr w:type="spellEnd"/>
+            <w:r>
+              <w:rPr>
+                <w:rFonts w:ascii="Arial" w:hAnsi="Arial" w:cs="Arial"/>
+                <w:sz w:val="18"/>
+                <w:szCs w:val="18"/>
+                <w:highlight w:val="green"/>
+              </w:rPr>
+              <w:t xml:space="preserve"> </w:t>
+            </w:r>
+            <w:proofErr w:type="spellStart"/>
+            <w:r>
+              <w:rPr>
+                <w:rFonts w:ascii="Arial" w:hAnsi="Arial" w:cs="Arial"/>
+                <w:sz w:val="18"/>
+                <w:szCs w:val="18"/>
+                <w:highlight w:val="green"/>
+              </w:rPr>
+              <w:t>Comptabilité</w:t>
+            </w:r>
+            <w:proofErr w:type="spellEnd"/>
           </w:p>
         </w:tc>
         <w:tc>
@@ -4764,16 +7081,29 @@
                 <w:rFonts w:ascii="Arial" w:hAnsi="Arial" w:cs="Arial"/>
                 <w:sz w:val="18"/>
                 <w:szCs w:val="18"/>
-              </w:rPr>
-            </w:pPr>
-            <w:r>
-              <w:rPr>
-                <w:rFonts w:ascii="Arial" w:hAnsi="Arial" w:cs="Arial"/>
-                <w:sz w:val="18"/>
-                <w:szCs w:val="18"/>
-              </w:rPr>
-              <w:t>Data Owner Comptabilité</w:t>
-            </w:r>
+                <w:highlight w:val="green"/>
+              </w:rPr>
+            </w:pPr>
+            <w:r>
+              <w:rPr>
+                <w:rFonts w:ascii="Arial" w:hAnsi="Arial" w:cs="Arial"/>
+                <w:sz w:val="18"/>
+                <w:szCs w:val="18"/>
+                <w:highlight w:val="green"/>
+              </w:rPr>
+              <w:t xml:space="preserve">Data Owner </w:t>
+            </w:r>
+            <w:proofErr w:type="spellStart"/>
+            <w:r>
+              <w:rPr>
+                <w:rFonts w:ascii="Arial" w:hAnsi="Arial" w:cs="Arial"/>
+                <w:sz w:val="18"/>
+                <w:szCs w:val="18"/>
+                <w:highlight w:val="green"/>
+              </w:rPr>
+              <w:t>Comptabilité</w:t>
+            </w:r>
+            <w:proofErr w:type="spellEnd"/>
           </w:p>
         </w:tc>
         <w:tc>
@@ -4786,16 +7116,60 @@
                 <w:rFonts w:ascii="Arial" w:hAnsi="Arial" w:cs="Arial"/>
                 <w:sz w:val="18"/>
                 <w:szCs w:val="18"/>
-              </w:rPr>
-            </w:pPr>
-            <w:r>
-              <w:rPr>
-                <w:rFonts w:ascii="Arial" w:hAnsi="Arial" w:cs="Arial"/>
-                <w:sz w:val="18"/>
-                <w:szCs w:val="18"/>
-              </w:rPr>
-              <w:t>Représentation domaine Comptabilité</w:t>
-            </w:r>
+                <w:highlight w:val="green"/>
+              </w:rPr>
+            </w:pPr>
+            <w:proofErr w:type="spellStart"/>
+            <w:r>
+              <w:rPr>
+                <w:rFonts w:ascii="Arial" w:hAnsi="Arial" w:cs="Arial"/>
+                <w:sz w:val="18"/>
+                <w:szCs w:val="18"/>
+                <w:highlight w:val="green"/>
+              </w:rPr>
+              <w:t>Représentation</w:t>
+            </w:r>
+            <w:proofErr w:type="spellEnd"/>
+            <w:r>
+              <w:rPr>
+                <w:rFonts w:ascii="Arial" w:hAnsi="Arial" w:cs="Arial"/>
+                <w:sz w:val="18"/>
+                <w:szCs w:val="18"/>
+                <w:highlight w:val="green"/>
+              </w:rPr>
+              <w:t xml:space="preserve"> </w:t>
+            </w:r>
+            <w:proofErr w:type="spellStart"/>
+            <w:r>
+              <w:rPr>
+                <w:rFonts w:ascii="Arial" w:hAnsi="Arial" w:cs="Arial"/>
+                <w:sz w:val="18"/>
+                <w:szCs w:val="18"/>
+                <w:highlight w:val="green"/>
+              </w:rPr>
+              <w:t>domaine</w:t>
+            </w:r>
+            <w:proofErr w:type="spellEnd"/>
+            <w:r>
+              <w:rPr>
+                <w:rFonts w:ascii="Arial" w:hAnsi="Arial" w:cs="Arial"/>
+                <w:sz w:val="18"/>
+                <w:szCs w:val="18"/>
+                <w:highlight w:val="green"/>
+              </w:rPr>
+              <w:t xml:space="preserve"> </w:t>
+            </w:r>
+            <w:proofErr w:type="spellStart"/>
+            <w:r>
+              <w:rPr>
+                <w:rFonts w:ascii="Arial" w:hAnsi="Arial" w:cs="Arial"/>
+                <w:sz w:val="18"/>
+                <w:szCs w:val="18"/>
+                <w:highlight w:val="green"/>
+              </w:rPr>
+              <w:t>Comptabilité</w:t>
+            </w:r>
+            <w:proofErr w:type="spellEnd"/>
           </w:p>
         </w:tc>
         <w:tc>
@@ -4808,15 +7182,28 @@
                 <w:rFonts w:ascii="Arial" w:hAnsi="Arial" w:cs="Arial"/>
                 <w:sz w:val="18"/>
                 <w:szCs w:val="18"/>
-              </w:rPr>
-            </w:pPr>
-            <w:r>
-              <w:rPr>
-                <w:rFonts w:ascii="Arial" w:hAnsi="Arial" w:cs="Arial"/>
-                <w:sz w:val="18"/>
-                <w:szCs w:val="18"/>
-              </w:rPr>
-              <w:t>Membre permanent</w:t>
+                <w:highlight w:val="green"/>
+              </w:rPr>
+            </w:pPr>
+            <w:proofErr w:type="spellStart"/>
+            <w:r>
+              <w:rPr>
+                <w:rFonts w:ascii="Arial" w:hAnsi="Arial" w:cs="Arial"/>
+                <w:sz w:val="18"/>
+                <w:szCs w:val="18"/>
+                <w:highlight w:val="green"/>
+              </w:rPr>
+              <w:t>Membre</w:t>
+            </w:r>
+            <w:proofErr w:type="spellEnd"/>
+            <w:r>
+              <w:rPr>
+                <w:rFonts w:ascii="Arial" w:hAnsi="Arial" w:cs="Arial"/>
+                <w:sz w:val="18"/>
+                <w:szCs w:val="18"/>
+                <w:highlight w:val="green"/>
+              </w:rPr>
+              <w:t xml:space="preserve"> permanent</w:t>
             </w:r>
           </w:p>
         </w:tc>
@@ -4834,13 +7221,23 @@
                 <w:szCs w:val="18"/>
               </w:rPr>
             </w:pPr>
-            <w:r>
-              <w:rPr>
-                <w:rFonts w:ascii="Arial" w:hAnsi="Arial" w:cs="Arial"/>
-                <w:sz w:val="18"/>
-                <w:szCs w:val="18"/>
-              </w:rPr>
-              <w:t>Contrôleur de Gestion Groupe</w:t>
+            <w:proofErr w:type="spellStart"/>
+            <w:r>
+              <w:rPr>
+                <w:rFonts w:ascii="Arial" w:hAnsi="Arial" w:cs="Arial"/>
+                <w:sz w:val="18"/>
+                <w:szCs w:val="18"/>
+              </w:rPr>
+              <w:t>Contrôleur</w:t>
+            </w:r>
+            <w:proofErr w:type="spellEnd"/>
+            <w:r>
+              <w:rPr>
+                <w:rFonts w:ascii="Arial" w:hAnsi="Arial" w:cs="Arial"/>
+                <w:sz w:val="18"/>
+                <w:szCs w:val="18"/>
+              </w:rPr>
+              <w:t xml:space="preserve"> de Gestion </w:t>
             </w:r>
           </w:p>
         </w:tc>
@@ -4862,7 +7259,25 @@
                 <w:sz w:val="18"/>
                 <w:szCs w:val="18"/>
               </w:rPr>
-              <w:t>Data Owner Contrôle de Gestion</w:t>
+              <w:t xml:space="preserve">Data Owner </w:t>
+            </w:r>
+            <w:proofErr w:type="spellStart"/>
+            <w:r>
+              <w:rPr>
+                <w:rFonts w:ascii="Arial" w:hAnsi="Arial" w:cs="Arial"/>
+                <w:sz w:val="18"/>
+                <w:szCs w:val="18"/>
+              </w:rPr>
+              <w:t>Contrôle</w:t>
+            </w:r>
+            <w:proofErr w:type="spellEnd"/>
+            <w:r>
+              <w:rPr>
+                <w:rFonts w:ascii="Arial" w:hAnsi="Arial" w:cs="Arial"/>
+                <w:sz w:val="18"/>
+                <w:szCs w:val="18"/>
+              </w:rPr>
+              <w:t xml:space="preserve"> de Gestion</w:t>
             </w:r>
           </w:p>
         </w:tc>
@@ -4878,13 +7293,59 @@
                 <w:szCs w:val="18"/>
               </w:rPr>
             </w:pPr>
-            <w:r>
-              <w:rPr>
-                <w:rFonts w:ascii="Arial" w:hAnsi="Arial" w:cs="Arial"/>
-                <w:sz w:val="18"/>
-                <w:szCs w:val="18"/>
-              </w:rPr>
-              <w:t>Représentation domaine Contrôle de Gestion</w:t>
+            <w:proofErr w:type="spellStart"/>
+            <w:r>
+              <w:rPr>
+                <w:rFonts w:ascii="Arial" w:hAnsi="Arial" w:cs="Arial"/>
+                <w:sz w:val="18"/>
+                <w:szCs w:val="18"/>
+              </w:rPr>
+              <w:t>Représentation</w:t>
+            </w:r>
+            <w:proofErr w:type="spellEnd"/>
+            <w:r>
+              <w:rPr>
+                <w:rFonts w:ascii="Arial" w:hAnsi="Arial" w:cs="Arial"/>
+                <w:sz w:val="18"/>
+                <w:szCs w:val="18"/>
+              </w:rPr>
+              <w:t xml:space="preserve"> </w:t>
+            </w:r>
+            <w:proofErr w:type="spellStart"/>
+            <w:r>
+              <w:rPr>
+                <w:rFonts w:ascii="Arial" w:hAnsi="Arial" w:cs="Arial"/>
+                <w:sz w:val="18"/>
+                <w:szCs w:val="18"/>
+              </w:rPr>
+              <w:t>domaine</w:t>
+            </w:r>
+            <w:proofErr w:type="spellEnd"/>
+            <w:r>
+              <w:rPr>
+                <w:rFonts w:ascii="Arial" w:hAnsi="Arial" w:cs="Arial"/>
+                <w:sz w:val="18"/>
+                <w:szCs w:val="18"/>
+              </w:rPr>
+              <w:t xml:space="preserve"> </w:t>
+            </w:r>
+            <w:proofErr w:type="spellStart"/>
+            <w:r>
+              <w:rPr>
+                <w:rFonts w:ascii="Arial" w:hAnsi="Arial" w:cs="Arial"/>
+                <w:sz w:val="18"/>
+                <w:szCs w:val="18"/>
+              </w:rPr>
+              <w:t>Contrôle</w:t>
+            </w:r>
+            <w:proofErr w:type="spellEnd"/>
+            <w:r>
+              <w:rPr>
+                <w:rFonts w:ascii="Arial" w:hAnsi="Arial" w:cs="Arial"/>
+                <w:sz w:val="18"/>
+                <w:szCs w:val="18"/>
+              </w:rPr>
+              <w:t xml:space="preserve"> de Gestion</w:t>
             </w:r>
           </w:p>
         </w:tc>
@@ -4900,13 +7361,23 @@
                 <w:szCs w:val="18"/>
               </w:rPr>
             </w:pPr>
-            <w:r>
-              <w:rPr>
-                <w:rFonts w:ascii="Arial" w:hAnsi="Arial" w:cs="Arial"/>
-                <w:sz w:val="18"/>
-                <w:szCs w:val="18"/>
-              </w:rPr>
-              <w:t>Membre permanent</w:t>
+            <w:proofErr w:type="spellStart"/>
+            <w:r>
+              <w:rPr>
+                <w:rFonts w:ascii="Arial" w:hAnsi="Arial" w:cs="Arial"/>
+                <w:sz w:val="18"/>
+                <w:szCs w:val="18"/>
+              </w:rPr>
+              <w:t>Membre</w:t>
+            </w:r>
+            <w:proofErr w:type="spellEnd"/>
+            <w:r>
+              <w:rPr>
+                <w:rFonts w:ascii="Arial" w:hAnsi="Arial" w:cs="Arial"/>
+                <w:sz w:val="18"/>
+                <w:szCs w:val="18"/>
+              </w:rPr>
+              <w:t xml:space="preserve"> permanent</w:t>
             </w:r>
           </w:p>
         </w:tc>
@@ -4924,14 +7395,52 @@
                 <w:szCs w:val="18"/>
               </w:rPr>
             </w:pPr>
-            <w:r>
-              <w:rPr>
-                <w:rFonts w:ascii="Arial" w:hAnsi="Arial" w:cs="Arial"/>
-                <w:sz w:val="18"/>
-                <w:szCs w:val="18"/>
-              </w:rPr>
-              <w:t>Responsable Moyens Généraux</w:t>
-            </w:r>
+            <w:proofErr w:type="spellStart"/>
+            <w:r>
+              <w:rPr>
+                <w:rFonts w:ascii="Arial" w:hAnsi="Arial" w:cs="Arial"/>
+                <w:sz w:val="18"/>
+                <w:szCs w:val="18"/>
+              </w:rPr>
+              <w:t>Responsable</w:t>
+            </w:r>
+            <w:proofErr w:type="spellEnd"/>
+            <w:r>
+              <w:rPr>
+                <w:rFonts w:ascii="Arial" w:hAnsi="Arial" w:cs="Arial"/>
+                <w:sz w:val="18"/>
+                <w:szCs w:val="18"/>
+              </w:rPr>
+              <w:t xml:space="preserve"> </w:t>
+            </w:r>
+            <w:proofErr w:type="spellStart"/>
+            <w:r>
+              <w:rPr>
+                <w:rFonts w:ascii="Arial" w:hAnsi="Arial" w:cs="Arial"/>
+                <w:sz w:val="18"/>
+                <w:szCs w:val="18"/>
+              </w:rPr>
+              <w:t>Moyens</w:t>
+            </w:r>
+            <w:proofErr w:type="spellEnd"/>
+            <w:r>
+              <w:rPr>
+                <w:rFonts w:ascii="Arial" w:hAnsi="Arial" w:cs="Arial"/>
+                <w:sz w:val="18"/>
+                <w:szCs w:val="18"/>
+              </w:rPr>
+              <w:t xml:space="preserve"> </w:t>
+            </w:r>
+            <w:proofErr w:type="spellStart"/>
+            <w:r>
+              <w:rPr>
+                <w:rFonts w:ascii="Arial" w:hAnsi="Arial" w:cs="Arial"/>
+                <w:sz w:val="18"/>
+                <w:szCs w:val="18"/>
+              </w:rPr>
+              <w:t>Généraux</w:t>
+            </w:r>
+            <w:proofErr w:type="spellEnd"/>
           </w:p>
         </w:tc>
         <w:tc>
@@ -4952,8 +7461,36 @@
                 <w:sz w:val="18"/>
                 <w:szCs w:val="18"/>
               </w:rPr>
-              <w:t>Data Owner Moyens Généraux</w:t>
-            </w:r>
+              <w:t xml:space="preserve">Data Owner </w:t>
+            </w:r>
+            <w:proofErr w:type="spellStart"/>
+            <w:r>
+              <w:rPr>
+                <w:rFonts w:ascii="Arial" w:hAnsi="Arial" w:cs="Arial"/>
+                <w:sz w:val="18"/>
+                <w:szCs w:val="18"/>
+              </w:rPr>
+              <w:t>Moyens</w:t>
+            </w:r>
+            <w:proofErr w:type="spellEnd"/>
+            <w:r>
+              <w:rPr>
+                <w:rFonts w:ascii="Arial" w:hAnsi="Arial" w:cs="Arial"/>
+                <w:sz w:val="18"/>
+                <w:szCs w:val="18"/>
+              </w:rPr>
+              <w:t xml:space="preserve"> </w:t>
+            </w:r>
+            <w:proofErr w:type="spellStart"/>
+            <w:r>
+              <w:rPr>
+                <w:rFonts w:ascii="Arial" w:hAnsi="Arial" w:cs="Arial"/>
+                <w:sz w:val="18"/>
+                <w:szCs w:val="18"/>
+              </w:rPr>
+              <w:t>Généraux</w:t>
+            </w:r>
+            <w:proofErr w:type="spellEnd"/>
           </w:p>
         </w:tc>
         <w:tc>
@@ -4968,14 +7505,70 @@
                 <w:szCs w:val="18"/>
               </w:rPr>
             </w:pPr>
-            <w:r>
-              <w:rPr>
-                <w:rFonts w:ascii="Arial" w:hAnsi="Arial" w:cs="Arial"/>
-                <w:sz w:val="18"/>
-                <w:szCs w:val="18"/>
-              </w:rPr>
-              <w:t>Représentation domaine Moyens Généraux</w:t>
-            </w:r>
+            <w:proofErr w:type="spellStart"/>
+            <w:r>
+              <w:rPr>
+                <w:rFonts w:ascii="Arial" w:hAnsi="Arial" w:cs="Arial"/>
+                <w:sz w:val="18"/>
+                <w:szCs w:val="18"/>
+              </w:rPr>
+              <w:t>Représentation</w:t>
+            </w:r>
+            <w:proofErr w:type="spellEnd"/>
+            <w:r>
+              <w:rPr>
+                <w:rFonts w:ascii="Arial" w:hAnsi="Arial" w:cs="Arial"/>
+                <w:sz w:val="18"/>
+                <w:szCs w:val="18"/>
+              </w:rPr>
+              <w:t xml:space="preserve"> </w:t>
+            </w:r>
+            <w:proofErr w:type="spellStart"/>
+            <w:r>
+              <w:rPr>
+                <w:rFonts w:ascii="Arial" w:hAnsi="Arial" w:cs="Arial"/>
+                <w:sz w:val="18"/>
+                <w:szCs w:val="18"/>
+              </w:rPr>
+              <w:t>domaine</w:t>
+            </w:r>
+            <w:proofErr w:type="spellEnd"/>
+            <w:r>
+              <w:rPr>
+                <w:rFonts w:ascii="Arial" w:hAnsi="Arial" w:cs="Arial"/>
+                <w:sz w:val="18"/>
+                <w:szCs w:val="18"/>
+              </w:rPr>
+              <w:t xml:space="preserve"> </w:t>
+            </w:r>
+            <w:proofErr w:type="spellStart"/>
+            <w:r>
+              <w:rPr>
+                <w:rFonts w:ascii="Arial" w:hAnsi="Arial" w:cs="Arial"/>
+                <w:sz w:val="18"/>
+                <w:szCs w:val="18"/>
+              </w:rPr>
+              <w:t>Moyens</w:t>
+            </w:r>
+            <w:proofErr w:type="spellEnd"/>
+            <w:r>
+              <w:rPr>
+                <w:rFonts w:ascii="Arial" w:hAnsi="Arial" w:cs="Arial"/>
+                <w:sz w:val="18"/>
+                <w:szCs w:val="18"/>
+              </w:rPr>
+              <w:t xml:space="preserve"> </w:t>
+            </w:r>
+            <w:proofErr w:type="spellStart"/>
+            <w:r>
+              <w:rPr>
+                <w:rFonts w:ascii="Arial" w:hAnsi="Arial" w:cs="Arial"/>
+                <w:sz w:val="18"/>
+                <w:szCs w:val="18"/>
+              </w:rPr>
+              <w:t>Généraux</w:t>
+            </w:r>
+            <w:proofErr w:type="spellEnd"/>
           </w:p>
         </w:tc>
         <w:tc>
@@ -4990,13 +7583,23 @@
                 <w:szCs w:val="18"/>
               </w:rPr>
             </w:pPr>
-            <w:r>
-              <w:rPr>
-                <w:rFonts w:ascii="Arial" w:hAnsi="Arial" w:cs="Arial"/>
-                <w:sz w:val="18"/>
-                <w:szCs w:val="18"/>
-              </w:rPr>
-              <w:t>Membre permanent</w:t>
+            <w:proofErr w:type="spellStart"/>
+            <w:r>
+              <w:rPr>
+                <w:rFonts w:ascii="Arial" w:hAnsi="Arial" w:cs="Arial"/>
+                <w:sz w:val="18"/>
+                <w:szCs w:val="18"/>
+              </w:rPr>
+              <w:t>Membre</w:t>
+            </w:r>
+            <w:proofErr w:type="spellEnd"/>
+            <w:r>
+              <w:rPr>
+                <w:rFonts w:ascii="Arial" w:hAnsi="Arial" w:cs="Arial"/>
+                <w:sz w:val="18"/>
+                <w:szCs w:val="18"/>
+              </w:rPr>
+              <w:t xml:space="preserve"> permanent</w:t>
             </w:r>
           </w:p>
         </w:tc>
@@ -5036,13 +7639,23 @@
                 <w:szCs w:val="18"/>
               </w:rPr>
             </w:pPr>
-            <w:r>
-              <w:rPr>
-                <w:rFonts w:ascii="Arial" w:hAnsi="Arial" w:cs="Arial"/>
-                <w:sz w:val="18"/>
-                <w:szCs w:val="18"/>
-              </w:rPr>
-              <w:t>Secrétariat et animation</w:t>
+            <w:proofErr w:type="spellStart"/>
+            <w:r>
+              <w:rPr>
+                <w:rFonts w:ascii="Arial" w:hAnsi="Arial" w:cs="Arial"/>
+                <w:sz w:val="18"/>
+                <w:szCs w:val="18"/>
+              </w:rPr>
+              <w:t>Secrétariat</w:t>
+            </w:r>
+            <w:proofErr w:type="spellEnd"/>
+            <w:r>
+              <w:rPr>
+                <w:rFonts w:ascii="Arial" w:hAnsi="Arial" w:cs="Arial"/>
+                <w:sz w:val="18"/>
+                <w:szCs w:val="18"/>
+              </w:rPr>
+              <w:t xml:space="preserve"> et animation</w:t>
             </w:r>
           </w:p>
         </w:tc>
@@ -5058,13 +7671,41 @@
                 <w:szCs w:val="18"/>
               </w:rPr>
             </w:pPr>
-            <w:r>
-              <w:rPr>
-                <w:rFonts w:ascii="Arial" w:hAnsi="Arial" w:cs="Arial"/>
-                <w:sz w:val="18"/>
-                <w:szCs w:val="18"/>
-              </w:rPr>
-              <w:t>Préparation, PV, suivi des actions</w:t>
+            <w:proofErr w:type="spellStart"/>
+            <w:r>
+              <w:rPr>
+                <w:rFonts w:ascii="Arial" w:hAnsi="Arial" w:cs="Arial"/>
+                <w:sz w:val="18"/>
+                <w:szCs w:val="18"/>
+              </w:rPr>
+              <w:t>Préparation</w:t>
+            </w:r>
+            <w:proofErr w:type="spellEnd"/>
+            <w:r>
+              <w:rPr>
+                <w:rFonts w:ascii="Arial" w:hAnsi="Arial" w:cs="Arial"/>
+                <w:sz w:val="18"/>
+                <w:szCs w:val="18"/>
+              </w:rPr>
+              <w:t xml:space="preserve">, PV, </w:t>
+            </w:r>
+            <w:proofErr w:type="spellStart"/>
+            <w:r>
+              <w:rPr>
+                <w:rFonts w:ascii="Arial" w:hAnsi="Arial" w:cs="Arial"/>
+                <w:sz w:val="18"/>
+                <w:szCs w:val="18"/>
+              </w:rPr>
+              <w:t>suivi</w:t>
+            </w:r>
+            <w:proofErr w:type="spellEnd"/>
+            <w:r>
+              <w:rPr>
+                <w:rFonts w:ascii="Arial" w:hAnsi="Arial" w:cs="Arial"/>
+                <w:sz w:val="18"/>
+                <w:szCs w:val="18"/>
+              </w:rPr>
+              <w:t xml:space="preserve"> des actions</w:t>
             </w:r>
           </w:p>
         </w:tc>
@@ -5080,13 +7721,23 @@
                 <w:szCs w:val="18"/>
               </w:rPr>
             </w:pPr>
-            <w:r>
-              <w:rPr>
-                <w:rFonts w:ascii="Arial" w:hAnsi="Arial" w:cs="Arial"/>
-                <w:sz w:val="18"/>
-                <w:szCs w:val="18"/>
-              </w:rPr>
-              <w:t>Secrétaire permanent</w:t>
+            <w:proofErr w:type="spellStart"/>
+            <w:r>
+              <w:rPr>
+                <w:rFonts w:ascii="Arial" w:hAnsi="Arial" w:cs="Arial"/>
+                <w:sz w:val="18"/>
+                <w:szCs w:val="18"/>
+              </w:rPr>
+              <w:t>Secrétaire</w:t>
+            </w:r>
+            <w:proofErr w:type="spellEnd"/>
+            <w:r>
+              <w:rPr>
+                <w:rFonts w:ascii="Arial" w:hAnsi="Arial" w:cs="Arial"/>
+                <w:sz w:val="18"/>
+                <w:szCs w:val="18"/>
+              </w:rPr>
+              <w:t xml:space="preserve"> permanent</w:t>
             </w:r>
           </w:p>
         </w:tc>
@@ -5126,14 +7777,34 @@
                 <w:szCs w:val="18"/>
               </w:rPr>
             </w:pPr>
-            <w:r>
-              <w:rPr>
-                <w:rFonts w:ascii="Arial" w:hAnsi="Arial" w:cs="Arial"/>
-                <w:sz w:val="18"/>
-                <w:szCs w:val="18"/>
-              </w:rPr>
-              <w:t>Sécurité de l’information</w:t>
-            </w:r>
+            <w:proofErr w:type="spellStart"/>
+            <w:r>
+              <w:rPr>
+                <w:rFonts w:ascii="Arial" w:hAnsi="Arial" w:cs="Arial"/>
+                <w:sz w:val="18"/>
+                <w:szCs w:val="18"/>
+              </w:rPr>
+              <w:t>Sécurité</w:t>
+            </w:r>
+            <w:proofErr w:type="spellEnd"/>
+            <w:r>
+              <w:rPr>
+                <w:rFonts w:ascii="Arial" w:hAnsi="Arial" w:cs="Arial"/>
+                <w:sz w:val="18"/>
+                <w:szCs w:val="18"/>
+              </w:rPr>
+              <w:t xml:space="preserve"> de </w:t>
+            </w:r>
+            <w:proofErr w:type="spellStart"/>
+            <w:r>
+              <w:rPr>
+                <w:rFonts w:ascii="Arial" w:hAnsi="Arial" w:cs="Arial"/>
+                <w:sz w:val="18"/>
+                <w:szCs w:val="18"/>
+              </w:rPr>
+              <w:t>l’information</w:t>
+            </w:r>
+            <w:proofErr w:type="spellEnd"/>
           </w:p>
         </w:tc>
         <w:tc>
@@ -5148,14 +7819,50 @@
                 <w:szCs w:val="18"/>
               </w:rPr>
             </w:pPr>
-            <w:r>
-              <w:rPr>
-                <w:rFonts w:ascii="Arial" w:hAnsi="Arial" w:cs="Arial"/>
-                <w:sz w:val="18"/>
-                <w:szCs w:val="18"/>
-              </w:rPr>
-              <w:t>Conformité ISO 27001 et politiques sécurité</w:t>
-            </w:r>
+            <w:proofErr w:type="spellStart"/>
+            <w:r>
+              <w:rPr>
+                <w:rFonts w:ascii="Arial" w:hAnsi="Arial" w:cs="Arial"/>
+                <w:sz w:val="18"/>
+                <w:szCs w:val="18"/>
+              </w:rPr>
+              <w:t>Conformité</w:t>
+            </w:r>
+            <w:proofErr w:type="spellEnd"/>
+            <w:r>
+              <w:rPr>
+                <w:rFonts w:ascii="Arial" w:hAnsi="Arial" w:cs="Arial"/>
+                <w:sz w:val="18"/>
+                <w:szCs w:val="18"/>
+              </w:rPr>
+              <w:t xml:space="preserve"> </w:t>
+            </w:r>
+            <w:r>
+              <w:rPr>
+                <w:rFonts w:ascii="Arial" w:hAnsi="Arial" w:cs="Arial"/>
+                <w:sz w:val="18"/>
+                <w:szCs w:val="18"/>
+              </w:rPr>
+              <w:t>e</w:t>
+            </w:r>
+            <w:r>
+              <w:rPr>
+                <w:rFonts w:ascii="Arial" w:hAnsi="Arial" w:cs="Arial"/>
+                <w:sz w:val="18"/>
+                <w:szCs w:val="18"/>
+              </w:rPr>
+              <w:t xml:space="preserve">t politiques </w:t>
+            </w:r>
+            <w:proofErr w:type="spellStart"/>
+            <w:r>
+              <w:rPr>
+                <w:rFonts w:ascii="Arial" w:hAnsi="Arial" w:cs="Arial"/>
+                <w:sz w:val="18"/>
+                <w:szCs w:val="18"/>
+              </w:rPr>
+              <w:t>sécurité</w:t>
+            </w:r>
+            <w:proofErr w:type="spellEnd"/>
           </w:p>
         </w:tc>
         <w:tc>
@@ -5170,13 +7877,23 @@
                 <w:szCs w:val="18"/>
               </w:rPr>
             </w:pPr>
-            <w:r>
-              <w:rPr>
-                <w:rFonts w:ascii="Arial" w:hAnsi="Arial" w:cs="Arial"/>
-                <w:sz w:val="18"/>
-                <w:szCs w:val="18"/>
-              </w:rPr>
-              <w:t>Invité permanent</w:t>
+            <w:proofErr w:type="spellStart"/>
+            <w:r>
+              <w:rPr>
+                <w:rFonts w:ascii="Arial" w:hAnsi="Arial" w:cs="Arial"/>
+                <w:sz w:val="18"/>
+                <w:szCs w:val="18"/>
+              </w:rPr>
+              <w:t>Invité</w:t>
+            </w:r>
+            <w:proofErr w:type="spellEnd"/>
+            <w:r>
+              <w:rPr>
+                <w:rFonts w:ascii="Arial" w:hAnsi="Arial" w:cs="Arial"/>
+                <w:sz w:val="18"/>
+                <w:szCs w:val="18"/>
+              </w:rPr>
+              <w:t xml:space="preserve"> permanent</w:t>
             </w:r>
           </w:p>
         </w:tc>
@@ -5344,6 +8061,7 @@
                 <w:szCs w:val="18"/>
               </w:rPr>
             </w:pPr>
+            <w:proofErr w:type="spellStart"/>
             <w:r>
               <w:rPr>
                 <w:rFonts w:ascii="Arial" w:hAnsi="Arial" w:cs="Arial"/>
@@ -5353,6 +8071,7 @@
               </w:rPr>
               <w:t>Rôle</w:t>
             </w:r>
+            <w:proofErr w:type="spellEnd"/>
             <w:r>
               <w:rPr>
                 <w:rFonts w:ascii="Arial" w:hAnsi="Arial" w:cs="Arial"/>
@@ -5382,6 +8101,7 @@
               </w:rPr>
               <w:t xml:space="preserve"> </w:t>
             </w:r>
+            <w:proofErr w:type="spellStart"/>
             <w:r>
               <w:rPr>
                 <w:rFonts w:ascii="Arial" w:hAnsi="Arial" w:cs="Arial"/>
@@ -5400,6 +8120,7 @@
               </w:rPr>
               <w:t>é</w:t>
             </w:r>
+            <w:proofErr w:type="spellEnd"/>
             <w:r>
               <w:rPr>
                 <w:rFonts w:ascii="Arial" w:hAnsi="Arial" w:cs="Arial"/>
@@ -5482,7 +8203,43 @@
                 <w:sz w:val="18"/>
                 <w:szCs w:val="18"/>
               </w:rPr>
-              <w:t>Animateur &amp; Rapporteur qualité — ordre du jour, PV, KPIs et tableaux de bord</w:t>
+              <w:t xml:space="preserve">Animateur &amp; Rapporteur </w:t>
+            </w:r>
+            <w:proofErr w:type="spellStart"/>
+            <w:r>
+              <w:rPr>
+                <w:rFonts w:ascii="Arial" w:hAnsi="Arial" w:cs="Arial"/>
+                <w:sz w:val="18"/>
+                <w:szCs w:val="18"/>
+              </w:rPr>
+              <w:t>qualité</w:t>
+            </w:r>
+            <w:proofErr w:type="spellEnd"/>
+            <w:r>
+              <w:rPr>
+                <w:rFonts w:ascii="Arial" w:hAnsi="Arial" w:cs="Arial"/>
+                <w:sz w:val="18"/>
+                <w:szCs w:val="18"/>
+              </w:rPr>
+              <w:t xml:space="preserve"> — </w:t>
+            </w:r>
+            <w:proofErr w:type="spellStart"/>
+            <w:r>
+              <w:rPr>
+                <w:rFonts w:ascii="Arial" w:hAnsi="Arial" w:cs="Arial"/>
+                <w:sz w:val="18"/>
+                <w:szCs w:val="18"/>
+              </w:rPr>
+              <w:t>ordre</w:t>
+            </w:r>
+            <w:proofErr w:type="spellEnd"/>
+            <w:r>
+              <w:rPr>
+                <w:rFonts w:ascii="Arial" w:hAnsi="Arial" w:cs="Arial"/>
+                <w:sz w:val="18"/>
+                <w:szCs w:val="18"/>
+              </w:rPr>
+              <w:t xml:space="preserve"> du jour, PV, KPIs et tableaux de bord</w:t>
             </w:r>
           </w:p>
         </w:tc>
@@ -5498,6 +8255,7 @@
                 <w:szCs w:val="18"/>
               </w:rPr>
             </w:pPr>
+            <w:proofErr w:type="spellStart"/>
             <w:r>
               <w:rPr>
                 <w:rFonts w:ascii="Arial" w:hAnsi="Arial" w:cs="Arial"/>
@@ -5506,6 +8264,7 @@
               </w:rPr>
               <w:t>Obligatoire</w:t>
             </w:r>
+            <w:proofErr w:type="spellEnd"/>
           </w:p>
         </w:tc>
       </w:tr>
@@ -5528,7 +8287,42 @@
                 <w:sz w:val="18"/>
                 <w:szCs w:val="18"/>
               </w:rPr>
-              <w:t>Data Stewards (toutes BU/SU)</w:t>
+              <w:t xml:space="preserve">Data Stewards </w:t>
+            </w:r>
+          </w:p>
+          <w:p>
+            <w:pPr>
+              <w:rPr>
+                <w:rFonts w:ascii="Arial" w:hAnsi="Arial" w:cs="Arial"/>
+                <w:sz w:val="18"/>
+                <w:szCs w:val="18"/>
+              </w:rPr>
+            </w:pPr>
+            <w:r>
+              <w:rPr>
+                <w:rFonts w:ascii="Arial" w:hAnsi="Arial" w:cs="Arial"/>
+                <w:sz w:val="18"/>
+                <w:szCs w:val="18"/>
+              </w:rPr>
+              <w:t>(</w:t>
+            </w:r>
+            <w:proofErr w:type="spellStart"/>
+            <w:r>
+              <w:rPr>
+                <w:rFonts w:ascii="Arial" w:hAnsi="Arial" w:cs="Arial"/>
+                <w:sz w:val="18"/>
+                <w:szCs w:val="18"/>
+              </w:rPr>
+              <w:t>toutes</w:t>
+            </w:r>
+            <w:proofErr w:type="spellEnd"/>
+            <w:r>
+              <w:rPr>
+                <w:rFonts w:ascii="Arial" w:hAnsi="Arial" w:cs="Arial"/>
+                <w:sz w:val="18"/>
+                <w:szCs w:val="18"/>
+              </w:rPr>
+              <w:t xml:space="preserve"> BU/SU)</w:t>
             </w:r>
           </w:p>
         </w:tc>
@@ -5550,7 +8344,79 @@
                 <w:sz w:val="18"/>
                 <w:szCs w:val="18"/>
               </w:rPr>
-              <w:t>Rapport et suivi de la gouvernance de leur périmètre BU</w:t>
+              <w:t xml:space="preserve">Rapport et </w:t>
+            </w:r>
+            <w:proofErr w:type="spellStart"/>
+            <w:r>
+              <w:rPr>
+                <w:rFonts w:ascii="Arial" w:hAnsi="Arial" w:cs="Arial"/>
+                <w:sz w:val="18"/>
+                <w:szCs w:val="18"/>
+              </w:rPr>
+              <w:t>suivi</w:t>
+            </w:r>
+            <w:proofErr w:type="spellEnd"/>
+            <w:r>
+              <w:rPr>
+                <w:rFonts w:ascii="Arial" w:hAnsi="Arial" w:cs="Arial"/>
+                <w:sz w:val="18"/>
+                <w:szCs w:val="18"/>
+              </w:rPr>
+              <w:t xml:space="preserve"> de la </w:t>
+            </w:r>
+            <w:proofErr w:type="spellStart"/>
+            <w:r>
+              <w:rPr>
+                <w:rFonts w:ascii="Arial" w:hAnsi="Arial" w:cs="Arial"/>
+                <w:sz w:val="18"/>
+                <w:szCs w:val="18"/>
+              </w:rPr>
+              <w:t>gouvernance</w:t>
+            </w:r>
+            <w:proofErr w:type="spellEnd"/>
+            <w:r>
+              <w:rPr>
+                <w:rFonts w:ascii="Arial" w:hAnsi="Arial" w:cs="Arial"/>
+                <w:sz w:val="18"/>
+                <w:szCs w:val="18"/>
+              </w:rPr>
+              <w:t xml:space="preserve"> de </w:t>
+            </w:r>
+            <w:proofErr w:type="spellStart"/>
+            <w:r>
+              <w:rPr>
+                <w:rFonts w:ascii="Arial" w:hAnsi="Arial" w:cs="Arial"/>
+                <w:sz w:val="18"/>
+                <w:szCs w:val="18"/>
+              </w:rPr>
+              <w:t>leur</w:t>
+            </w:r>
+            <w:proofErr w:type="spellEnd"/>
+            <w:r>
+              <w:rPr>
+                <w:rFonts w:ascii="Arial" w:hAnsi="Arial" w:cs="Arial"/>
+                <w:sz w:val="18"/>
+                <w:szCs w:val="18"/>
+              </w:rPr>
+              <w:t xml:space="preserve"> </w:t>
+            </w:r>
+            <w:proofErr w:type="spellStart"/>
+            <w:r>
+              <w:rPr>
+                <w:rFonts w:ascii="Arial" w:hAnsi="Arial" w:cs="Arial"/>
+                <w:sz w:val="18"/>
+                <w:szCs w:val="18"/>
+              </w:rPr>
+              <w:t>périmètre</w:t>
+            </w:r>
+            <w:proofErr w:type="spellEnd"/>
+            <w:r>
+              <w:rPr>
+                <w:rFonts w:ascii="Arial" w:hAnsi="Arial" w:cs="Arial"/>
+                <w:sz w:val="18"/>
+                <w:szCs w:val="18"/>
+              </w:rPr>
+              <w:t xml:space="preserve"> BU</w:t>
             </w:r>
           </w:p>
         </w:tc>
@@ -5566,6 +8432,7 @@
                 <w:szCs w:val="18"/>
               </w:rPr>
             </w:pPr>
+            <w:proofErr w:type="spellStart"/>
             <w:r>
               <w:rPr>
                 <w:rFonts w:ascii="Arial" w:hAnsi="Arial" w:cs="Arial"/>
@@ -5574,6 +8441,7 @@
               </w:rPr>
               <w:t>Obligatoire</w:t>
             </w:r>
+            <w:proofErr w:type="spellEnd"/>
           </w:p>
         </w:tc>
       </w:tr>
@@ -5618,8 +8486,72 @@
                 <w:sz w:val="18"/>
                 <w:szCs w:val="18"/>
               </w:rPr>
-              <w:t>Validation des décisions impactant leur périmètre</w:t>
-            </w:r>
+              <w:t xml:space="preserve">Validation des </w:t>
+            </w:r>
+            <w:proofErr w:type="spellStart"/>
+            <w:r>
+              <w:rPr>
+                <w:rFonts w:ascii="Arial" w:hAnsi="Arial" w:cs="Arial"/>
+                <w:sz w:val="18"/>
+                <w:szCs w:val="18"/>
+              </w:rPr>
+              <w:t>décisions</w:t>
+            </w:r>
+            <w:proofErr w:type="spellEnd"/>
+            <w:r>
+              <w:rPr>
+                <w:rFonts w:ascii="Arial" w:hAnsi="Arial" w:cs="Arial"/>
+                <w:sz w:val="18"/>
+                <w:szCs w:val="18"/>
+              </w:rPr>
+              <w:t xml:space="preserve"> </w:t>
+            </w:r>
+            <w:proofErr w:type="spellStart"/>
+            <w:r>
+              <w:rPr>
+                <w:rFonts w:ascii="Arial" w:hAnsi="Arial" w:cs="Arial"/>
+                <w:sz w:val="18"/>
+                <w:szCs w:val="18"/>
+              </w:rPr>
+              <w:t>impactant</w:t>
+            </w:r>
+            <w:proofErr w:type="spellEnd"/>
+            <w:r>
+              <w:rPr>
+                <w:rFonts w:ascii="Arial" w:hAnsi="Arial" w:cs="Arial"/>
+                <w:sz w:val="18"/>
+                <w:szCs w:val="18"/>
+              </w:rPr>
+              <w:t xml:space="preserve"> </w:t>
+            </w:r>
+            <w:proofErr w:type="spellStart"/>
+            <w:r>
+              <w:rPr>
+                <w:rFonts w:ascii="Arial" w:hAnsi="Arial" w:cs="Arial"/>
+                <w:sz w:val="18"/>
+                <w:szCs w:val="18"/>
+              </w:rPr>
+              <w:t>leur</w:t>
+            </w:r>
+            <w:proofErr w:type="spellEnd"/>
+            <w:r>
+              <w:rPr>
+                <w:rFonts w:ascii="Arial" w:hAnsi="Arial" w:cs="Arial"/>
+                <w:sz w:val="18"/>
+                <w:szCs w:val="18"/>
+              </w:rPr>
+              <w:t xml:space="preserve"> </w:t>
+            </w:r>
+            <w:proofErr w:type="spellStart"/>
+            <w:r>
+              <w:rPr>
+                <w:rFonts w:ascii="Arial" w:hAnsi="Arial" w:cs="Arial"/>
+                <w:sz w:val="18"/>
+                <w:szCs w:val="18"/>
+              </w:rPr>
+              <w:t>périmètre</w:t>
+            </w:r>
+            <w:proofErr w:type="spellEnd"/>
           </w:p>
         </w:tc>
         <w:tc>
@@ -5634,13 +8566,41 @@
                 <w:szCs w:val="18"/>
               </w:rPr>
             </w:pPr>
-            <w:r>
-              <w:rPr>
-                <w:rFonts w:ascii="Arial" w:hAnsi="Arial" w:cs="Arial"/>
-                <w:sz w:val="18"/>
-                <w:szCs w:val="18"/>
-              </w:rPr>
-              <w:t>Invité selon ODJ</w:t>
+            <w:proofErr w:type="spellStart"/>
+            <w:r>
+              <w:rPr>
+                <w:rFonts w:ascii="Arial" w:hAnsi="Arial" w:cs="Arial"/>
+                <w:sz w:val="18"/>
+                <w:szCs w:val="18"/>
+              </w:rPr>
+              <w:t>Invité</w:t>
+            </w:r>
+            <w:proofErr w:type="spellEnd"/>
+            <w:r>
+              <w:rPr>
+                <w:rFonts w:ascii="Arial" w:hAnsi="Arial" w:cs="Arial"/>
+                <w:sz w:val="18"/>
+                <w:szCs w:val="18"/>
+              </w:rPr>
+              <w:t xml:space="preserve"> </w:t>
+            </w:r>
+            <w:proofErr w:type="spellStart"/>
+            <w:r>
+              <w:rPr>
+                <w:rFonts w:ascii="Arial" w:hAnsi="Arial" w:cs="Arial"/>
+                <w:sz w:val="18"/>
+                <w:szCs w:val="18"/>
+              </w:rPr>
+              <w:t>selon</w:t>
+            </w:r>
+            <w:proofErr w:type="spellEnd"/>
+            <w:r>
+              <w:rPr>
+                <w:rFonts w:ascii="Arial" w:hAnsi="Arial" w:cs="Arial"/>
+                <w:sz w:val="18"/>
+                <w:szCs w:val="18"/>
+              </w:rPr>
+              <w:t xml:space="preserve"> ODJ</w:t>
             </w:r>
           </w:p>
         </w:tc>
@@ -5701,6 +8661,7 @@
           <w:sz w:val="22"/>
           <w:szCs w:val="22"/>
         </w:rPr>
+        <w:lastRenderedPageBreak/>
         <w:t>Tableau de mise à jour</w:t>
       </w:r>
     </w:p>
@@ -5985,16 +8946,6 @@
             <w:tcW w:w="1559" w:type="dxa"/>
             <w:vAlign w:val="center"/>
           </w:tcPr>
-          <w:p>
-            <w:pPr>
-              <w:jc w:val="center"/>
-              <w:rPr>
-                <w:rFonts w:ascii="Arial" w:hAnsi="Arial" w:cs="Arial"/>
-                <w:sz w:val="22"/>
-                <w:szCs w:val="22"/>
-              </w:rPr>
-            </w:pPr>
-          </w:p>
           <w:p>
             <w:pPr>
               <w:jc w:val="center"/>
